--- a/ТГ картинки.docx
+++ b/ТГ картинки.docx
@@ -3526,9 +3526,6 @@
         <w:t>мост</w:t>
       </w:r>
       <w:r>
-        <w:rPr>
-          <w:lang w:val="en-US"/>
-        </w:rPr>
         <w:t xml:space="preserve"> </w:t>
       </w:r>
       <m:oMath>
@@ -3874,6 +3871,9 @@
       </w:pPr>
     </w:p>
     <w:p>
+      <w:pPr>
+        <w:spacing w:line="240" w:lineRule="auto"/>
+      </w:pPr>
       <w:r>
         <w:br w:type="page"/>
       </w:r>
@@ -9737,6 +9737,7 @@
     </w:p>
     <w:p>
       <w:pPr>
+        <w:spacing w:line="240" w:lineRule="auto"/>
         <w:rPr>
           <w:rFonts w:ascii="Arial" w:hAnsi="Arial" w:cs="Arial"/>
         </w:rPr>
@@ -15108,23 +15109,11 @@
       </w:r>
     </w:p>
     <w:p>
+      <w:pPr>
+        <w:spacing w:line="240" w:lineRule="auto"/>
+      </w:pPr>
       <w:r>
         <w:br w:type="page"/>
-      </w:r>
-    </w:p>
-    <w:p>
-      <w:pPr>
-        <w:spacing w:after="0"/>
-      </w:pPr>
-      <w:r>
-        <w:lastRenderedPageBreak/>
-        <w:t>10</w:t>
-      </w:r>
-      <w:r>
-        <w:t>.</w:t>
-      </w:r>
-      <w:r>
-        <w:t xml:space="preserve"> Теорема Пойа</w:t>
       </w:r>
     </w:p>
     <w:p>
@@ -15132,128 +15121,14 @@
         <w:spacing w:after="0" w:line="240" w:lineRule="auto"/>
       </w:pPr>
       <w:r>
-        <w:t>Т-</w:t>
-      </w:r>
-      <w:proofErr w:type="spellStart"/>
-      <w:r>
-        <w:t>ма</w:t>
-      </w:r>
-      <w:proofErr w:type="spellEnd"/>
-      <w:r>
-        <w:t xml:space="preserve">. </w:t>
-      </w:r>
-      <w:r>
-        <w:rPr>
-          <w:rFonts w:ascii="Arial" w:hAnsi="Arial" w:cs="Arial"/>
-        </w:rPr>
-        <w:t>˥</w:t>
-      </w:r>
-      <w:r>
-        <w:t xml:space="preserve"> n </w:t>
-      </w:r>
-      <m:oMath>
-        <m:r>
-          <w:rPr>
-            <w:rFonts w:ascii="Cambria Math" w:hAnsi="Cambria Math"/>
-          </w:rPr>
-          <m:t>≥</m:t>
-        </m:r>
-      </m:oMath>
-      <w:r>
-        <w:t xml:space="preserve"> 2, </w:t>
-      </w:r>
-      <m:oMath>
-        <m:r>
-          <w:rPr>
-            <w:rFonts w:ascii="Cambria Math" w:hAnsi="Cambria Math"/>
-          </w:rPr>
-          <m:t>M</m:t>
-        </m:r>
-        <m:r>
-          <m:rPr>
-            <m:sty m:val="p"/>
-          </m:rPr>
-          <w:rPr>
-            <w:rFonts w:ascii="Cambria Math" w:hAnsi="Cambria Math"/>
-          </w:rPr>
-          <m:t>⊂</m:t>
-        </m:r>
-        <m:sSub>
-          <m:sSubPr>
-            <m:ctrlPr>
-              <w:rPr>
-                <w:rFonts w:ascii="Cambria Math" w:hAnsi="Cambria Math"/>
-                <w:i/>
-              </w:rPr>
-            </m:ctrlPr>
-          </m:sSubPr>
-          <m:e>
-            <m:r>
-              <w:rPr>
-                <w:rFonts w:ascii="Cambria Math" w:hAnsi="Cambria Math"/>
-              </w:rPr>
-              <m:t>S</m:t>
-            </m:r>
-            <m:ctrlPr>
-              <w:rPr>
-                <w:rFonts w:ascii="Cambria Math" w:hAnsi="Cambria Math"/>
-              </w:rPr>
-            </m:ctrlPr>
-          </m:e>
-          <m:sub>
-            <m:r>
-              <w:rPr>
-                <w:rFonts w:ascii="Cambria Math" w:hAnsi="Cambria Math"/>
-              </w:rPr>
-              <m:t>n</m:t>
-            </m:r>
-          </m:sub>
-        </m:sSub>
-      </m:oMath>
-      <w:r>
-        <w:t xml:space="preserve"> - </w:t>
-      </w:r>
-      <w:proofErr w:type="spellStart"/>
-      <w:r>
-        <w:rPr>
-          <w:rFonts w:ascii="Aptos" w:hAnsi="Aptos" w:cs="Aptos"/>
-        </w:rPr>
-        <w:t>некотор</w:t>
-      </w:r>
-      <w:proofErr w:type="spellEnd"/>
-      <w:r>
-        <w:t xml:space="preserve">. </w:t>
-      </w:r>
-      <w:proofErr w:type="spellStart"/>
-      <w:r>
-        <w:rPr>
-          <w:rFonts w:ascii="Aptos" w:hAnsi="Aptos" w:cs="Aptos"/>
-        </w:rPr>
-        <w:t>мн</w:t>
-      </w:r>
-      <w:proofErr w:type="spellEnd"/>
-      <w:r>
-        <w:t>-</w:t>
-      </w:r>
-      <w:r>
-        <w:rPr>
-          <w:rFonts w:ascii="Aptos" w:hAnsi="Aptos" w:cs="Aptos"/>
-        </w:rPr>
-        <w:t>во</w:t>
-      </w:r>
-      <w:r>
-        <w:t xml:space="preserve"> </w:t>
-      </w:r>
-      <w:proofErr w:type="spellStart"/>
-      <w:r>
-        <w:rPr>
-          <w:rFonts w:ascii="Aptos" w:hAnsi="Aptos" w:cs="Aptos"/>
-        </w:rPr>
-        <w:t>транспоз</w:t>
-      </w:r>
-      <w:proofErr w:type="spellEnd"/>
+        <w:lastRenderedPageBreak/>
+        <w:t>10</w:t>
+      </w:r>
       <w:r>
         <w:t>.</w:t>
+      </w:r>
+      <w:r>
+        <w:t xml:space="preserve"> Теорема Пойа</w:t>
       </w:r>
     </w:p>
     <w:p>
@@ -15261,14 +15136,35 @@
         <w:spacing w:after="0" w:line="240" w:lineRule="auto"/>
       </w:pPr>
       <w:r>
-        <w:t xml:space="preserve">Тогда </w:t>
-      </w:r>
-      <m:oMath>
-        <m:r>
-          <w:rPr>
-            <w:rFonts w:ascii="Cambria Math" w:hAnsi="Cambria Math"/>
-          </w:rPr>
-          <m:t>М=</m:t>
+        <w:t xml:space="preserve">Опр. По </w:t>
+      </w:r>
+      <w:proofErr w:type="spellStart"/>
+      <w:r>
+        <w:t>мн-</w:t>
+      </w:r>
+      <w:proofErr w:type="gramStart"/>
+      <w:r>
+        <w:t>ву</w:t>
+      </w:r>
+      <w:proofErr w:type="spellEnd"/>
+      <w:r>
+        <w:t xml:space="preserve"> </w:t>
+      </w:r>
+      <m:oMath>
+        <m:r>
+          <w:rPr>
+            <w:rFonts w:ascii="Cambria Math" w:hAnsi="Cambria Math"/>
+          </w:rPr>
+          <m:t>M</m:t>
+        </m:r>
+        <m:r>
+          <m:rPr>
+            <m:sty m:val="p"/>
+          </m:rPr>
+          <w:rPr>
+            <w:rFonts w:ascii="Cambria Math" w:hAnsi="Cambria Math"/>
+          </w:rPr>
+          <m:t>⊂</m:t>
         </m:r>
         <m:sSub>
           <m:sSubPr>
@@ -15286,6 +15182,11 @@
               </w:rPr>
               <m:t>S</m:t>
             </m:r>
+            <m:ctrlPr>
+              <w:rPr>
+                <w:rFonts w:ascii="Cambria Math" w:hAnsi="Cambria Math"/>
+              </w:rPr>
+            </m:ctrlPr>
           </m:e>
           <m:sub>
             <m:r>
@@ -15298,7 +15199,11 @@
         </m:sSub>
       </m:oMath>
       <w:r>
-        <w:t xml:space="preserve"> &lt;=&gt; </w:t>
+        <w:t xml:space="preserve"> строится</w:t>
+      </w:r>
+      <w:proofErr w:type="gramEnd"/>
+      <w:r>
+        <w:t xml:space="preserve"> граф </w:t>
       </w:r>
       <m:oMath>
         <m:sSub>
@@ -15329,7 +15234,7 @@
         </m:sSub>
       </m:oMath>
       <w:r>
-        <w:t xml:space="preserve"> - связ.</w:t>
+        <w:t>:</w:t>
       </w:r>
     </w:p>
     <w:p>
@@ -15337,97 +15242,10 @@
         <w:spacing w:after="0" w:line="240" w:lineRule="auto"/>
       </w:pPr>
       <w:r>
-        <w:t xml:space="preserve">Опр. По </w:t>
-      </w:r>
-      <w:proofErr w:type="spellStart"/>
-      <w:r>
-        <w:t>мн-ву</w:t>
-      </w:r>
-      <w:proofErr w:type="spellEnd"/>
-      <w:r>
-        <w:t xml:space="preserve"> </w:t>
-      </w:r>
-      <m:oMath>
-        <m:r>
-          <w:rPr>
-            <w:rFonts w:ascii="Cambria Math" w:hAnsi="Cambria Math"/>
-          </w:rPr>
-          <m:t>M</m:t>
-        </m:r>
-        <m:r>
-          <m:rPr>
-            <m:sty m:val="p"/>
-          </m:rPr>
-          <w:rPr>
-            <w:rFonts w:ascii="Cambria Math" w:hAnsi="Cambria Math"/>
-          </w:rPr>
-          <m:t>⊂</m:t>
-        </m:r>
-        <m:sSub>
-          <m:sSubPr>
-            <m:ctrlPr>
-              <w:rPr>
-                <w:rFonts w:ascii="Cambria Math" w:hAnsi="Cambria Math"/>
-                <w:i/>
-              </w:rPr>
-            </m:ctrlPr>
-          </m:sSubPr>
-          <m:e>
-            <m:r>
-              <w:rPr>
-                <w:rFonts w:ascii="Cambria Math" w:hAnsi="Cambria Math"/>
-              </w:rPr>
-              <m:t>S</m:t>
-            </m:r>
-            <m:ctrlPr>
-              <w:rPr>
-                <w:rFonts w:ascii="Cambria Math" w:hAnsi="Cambria Math"/>
-              </w:rPr>
-            </m:ctrlPr>
-          </m:e>
-          <m:sub>
-            <m:r>
-              <w:rPr>
-                <w:rFonts w:ascii="Cambria Math" w:hAnsi="Cambria Math"/>
-              </w:rPr>
-              <m:t>n</m:t>
-            </m:r>
-          </m:sub>
-        </m:sSub>
-      </m:oMath>
-      <w:r>
-        <w:t xml:space="preserve"> строится граф </w:t>
-      </w:r>
-      <m:oMath>
-        <m:sSub>
-          <m:sSubPr>
-            <m:ctrlPr>
-              <w:rPr>
-                <w:rFonts w:ascii="Cambria Math" w:hAnsi="Cambria Math"/>
-                <w:i/>
-              </w:rPr>
-            </m:ctrlPr>
-          </m:sSubPr>
-          <m:e>
-            <m:r>
-              <w:rPr>
-                <w:rFonts w:ascii="Cambria Math" w:hAnsi="Cambria Math"/>
-              </w:rPr>
-              <m:t>G</m:t>
-            </m:r>
-          </m:e>
-          <m:sub>
-            <m:r>
-              <w:rPr>
-                <w:rFonts w:ascii="Cambria Math" w:hAnsi="Cambria Math"/>
-              </w:rPr>
-              <m:t>M</m:t>
-            </m:r>
-          </m:sub>
-        </m:sSub>
-      </m:oMath>
-      <w:r>
-        <w:t>:</w:t>
+        <w:t xml:space="preserve"> </w:t>
+      </w:r>
+      <w:r>
+        <w:t>• вершины {1...n}</w:t>
       </w:r>
     </w:p>
     <w:p>
@@ -15438,38 +15256,66 @@
         <w:t xml:space="preserve"> </w:t>
       </w:r>
       <w:r>
-        <w:t>• вершины {1...n}</w:t>
-      </w:r>
+        <w:t>• ребро {</w:t>
+      </w:r>
+      <w:proofErr w:type="spellStart"/>
+      <w:proofErr w:type="gramStart"/>
+      <w:r>
+        <w:t>i,j</w:t>
+      </w:r>
+      <w:proofErr w:type="spellEnd"/>
+      <w:proofErr w:type="gramEnd"/>
+      <w:r>
+        <w:t>} есть &lt;=&gt; (</w:t>
+      </w:r>
+      <w:proofErr w:type="spellStart"/>
+      <w:r>
+        <w:t>i,j</w:t>
+      </w:r>
+      <w:proofErr w:type="spellEnd"/>
+      <w:r>
+        <w:t xml:space="preserve">) </w:t>
+      </w:r>
+      <m:oMath>
+        <m:r>
+          <m:rPr>
+            <m:sty m:val="p"/>
+          </m:rPr>
+          <w:rPr>
+            <w:rFonts w:ascii="Cambria Math" w:hAnsi="Cambria Math"/>
+          </w:rPr>
+          <m:t>∈</m:t>
+        </m:r>
+        <m:r>
+          <w:rPr>
+            <w:rFonts w:ascii="Cambria Math" w:hAnsi="Cambria Math"/>
+          </w:rPr>
+          <m:t>M</m:t>
+        </m:r>
+      </m:oMath>
     </w:p>
     <w:p>
       <w:pPr>
         <w:spacing w:after="0" w:line="240" w:lineRule="auto"/>
       </w:pPr>
       <w:r>
-        <w:t xml:space="preserve"> </w:t>
-      </w:r>
-      <w:r>
-        <w:t>• ребро {</w:t>
-      </w:r>
-      <w:proofErr w:type="spellStart"/>
-      <w:proofErr w:type="gramStart"/>
-      <w:r>
-        <w:t>i,j</w:t>
-      </w:r>
-      <w:proofErr w:type="spellEnd"/>
-      <w:proofErr w:type="gramEnd"/>
-      <w:r>
-        <w:t>} есть &lt;=&gt; (</w:t>
-      </w:r>
-      <w:proofErr w:type="spellStart"/>
-      <w:r>
-        <w:t>i,j</w:t>
-      </w:r>
-      <w:proofErr w:type="spellEnd"/>
-      <w:r>
-        <w:t xml:space="preserve">) </w:t>
-      </w:r>
-      <m:oMath>
+        <w:t xml:space="preserve">Опр. Группа </w:t>
+      </w:r>
+      <w:proofErr w:type="spellStart"/>
+      <w:r>
+        <w:t>перест</w:t>
+      </w:r>
+      <w:proofErr w:type="spellEnd"/>
+      <w:r>
+        <w:t xml:space="preserve">. </w:t>
+      </w:r>
+      <m:oMath>
+        <m:r>
+          <w:rPr>
+            <w:rFonts w:ascii="Cambria Math" w:hAnsi="Cambria Math"/>
+          </w:rPr>
+          <m:t>G</m:t>
+        </m:r>
         <m:r>
           <m:rPr>
             <m:sty m:val="p"/>
@@ -15477,13 +15323,159 @@
           <w:rPr>
             <w:rFonts w:ascii="Cambria Math" w:hAnsi="Cambria Math"/>
           </w:rPr>
+          <m:t>≤</m:t>
+        </m:r>
+        <m:sSub>
+          <m:sSubPr>
+            <m:ctrlPr>
+              <w:rPr>
+                <w:rFonts w:ascii="Cambria Math" w:hAnsi="Cambria Math"/>
+                <w:i/>
+              </w:rPr>
+            </m:ctrlPr>
+          </m:sSubPr>
+          <m:e>
+            <m:r>
+              <w:rPr>
+                <w:rFonts w:ascii="Cambria Math" w:hAnsi="Cambria Math"/>
+              </w:rPr>
+              <m:t>S</m:t>
+            </m:r>
+            <m:ctrlPr>
+              <w:rPr>
+                <w:rFonts w:ascii="Cambria Math" w:hAnsi="Cambria Math"/>
+              </w:rPr>
+            </m:ctrlPr>
+          </m:e>
+          <m:sub>
+            <m:r>
+              <w:rPr>
+                <w:rFonts w:ascii="Cambria Math" w:hAnsi="Cambria Math"/>
+              </w:rPr>
+              <m:t>n</m:t>
+            </m:r>
+          </m:sub>
+        </m:sSub>
+      </m:oMath>
+      <w:r>
+        <w:t xml:space="preserve"> наз транзит</w:t>
+      </w:r>
+      <w:proofErr w:type="spellStart"/>
+      <w:r>
+        <w:t>ивной</w:t>
+      </w:r>
+      <w:proofErr w:type="spellEnd"/>
+      <w:r>
+        <w:t xml:space="preserve"> </w:t>
+      </w:r>
+      <w:proofErr w:type="gramStart"/>
+      <w:r>
+        <w:t xml:space="preserve">если </w:t>
+      </w:r>
+      <m:oMath>
+        <m:r>
+          <m:rPr>
+            <m:sty m:val="p"/>
+          </m:rPr>
+          <w:rPr>
+            <w:rFonts w:ascii="Cambria Math" w:hAnsi="Cambria Math"/>
+          </w:rPr>
+          <m:t>∀</m:t>
+        </m:r>
+        <m:r>
+          <w:rPr>
+            <w:rFonts w:ascii="Cambria Math" w:hAnsi="Cambria Math"/>
+          </w:rPr>
+          <m:t>a,b</m:t>
+        </m:r>
+        <m:r>
+          <m:rPr>
+            <m:sty m:val="p"/>
+          </m:rPr>
+          <w:rPr>
+            <w:rFonts w:ascii="Cambria Math" w:hAnsi="Cambria Math"/>
+          </w:rPr>
           <m:t>∈</m:t>
         </m:r>
         <m:r>
           <w:rPr>
             <w:rFonts w:ascii="Cambria Math" w:hAnsi="Cambria Math"/>
           </w:rPr>
-          <m:t>M</m:t>
+          <m:t>1…n</m:t>
+        </m:r>
+      </m:oMath>
+      <w:r>
+        <w:rPr>
+          <w:rFonts w:eastAsiaTheme="minorEastAsia"/>
+        </w:rPr>
+        <w:t xml:space="preserve"> </w:t>
+      </w:r>
+      <w:r>
+        <w:rPr>
+          <w:rFonts w:ascii="Cambria Math" w:hAnsi="Cambria Math" w:cs="Cambria Math"/>
+        </w:rPr>
+        <w:t>∃</w:t>
+      </w:r>
+      <w:proofErr w:type="gramEnd"/>
+      <w:r>
+        <w:t xml:space="preserve"> </w:t>
+      </w:r>
+      <w:proofErr w:type="spellStart"/>
+      <w:r>
+        <w:rPr>
+          <w:rFonts w:ascii="Aptos" w:hAnsi="Aptos" w:cs="Aptos"/>
+        </w:rPr>
+        <w:t>перест</w:t>
+      </w:r>
+      <w:proofErr w:type="spellEnd"/>
+      <w:r>
+        <w:t xml:space="preserve">. </w:t>
+      </w:r>
+      <m:oMath>
+        <m:r>
+          <w:rPr>
+            <w:rFonts w:ascii="Cambria Math" w:hAnsi="Cambria Math"/>
+          </w:rPr>
+          <m:t>g</m:t>
+        </m:r>
+        <m:r>
+          <m:rPr>
+            <m:sty m:val="p"/>
+          </m:rPr>
+          <w:rPr>
+            <w:rFonts w:ascii="Cambria Math" w:hAnsi="Cambria Math"/>
+          </w:rPr>
+          <m:t>∈</m:t>
+        </m:r>
+        <m:r>
+          <w:rPr>
+            <w:rFonts w:ascii="Cambria Math" w:hAnsi="Cambria Math"/>
+          </w:rPr>
+          <m:t>G:g</m:t>
+        </m:r>
+        <m:d>
+          <m:dPr>
+            <m:ctrlPr>
+              <w:rPr>
+                <w:rFonts w:ascii="Cambria Math" w:hAnsi="Cambria Math"/>
+                <w:i/>
+              </w:rPr>
+            </m:ctrlPr>
+          </m:dPr>
+          <m:e>
+            <m:r>
+              <w:rPr>
+                <w:rFonts w:ascii="Cambria Math" w:hAnsi="Cambria Math"/>
+              </w:rPr>
+              <m:t>a</m:t>
+            </m:r>
+          </m:e>
+        </m:d>
+        <m:r>
+          <w:rPr>
+            <w:rFonts w:ascii="Cambria Math" w:hAnsi="Cambria Math"/>
+          </w:rPr>
+          <m:t>=b</m:t>
         </m:r>
       </m:oMath>
     </w:p>
@@ -15492,22 +15484,42 @@
         <w:spacing w:after="0" w:line="240" w:lineRule="auto"/>
       </w:pPr>
       <w:r>
-        <w:t xml:space="preserve">Опр. Группа </w:t>
-      </w:r>
-      <w:proofErr w:type="spellStart"/>
-      <w:r>
-        <w:t>перест</w:t>
+        <w:t>Т-</w:t>
+      </w:r>
+      <w:proofErr w:type="spellStart"/>
+      <w:r>
+        <w:t>ма</w:t>
       </w:r>
       <w:proofErr w:type="spellEnd"/>
       <w:r>
         <w:t xml:space="preserve">. </w:t>
       </w:r>
-      <m:oMath>
-        <m:r>
-          <w:rPr>
-            <w:rFonts w:ascii="Cambria Math" w:hAnsi="Cambria Math"/>
-          </w:rPr>
-          <m:t>G</m:t>
+      <w:r>
+        <w:rPr>
+          <w:rFonts w:ascii="Arial" w:hAnsi="Arial" w:cs="Arial"/>
+        </w:rPr>
+        <w:t>˥</w:t>
+      </w:r>
+      <w:r>
+        <w:t xml:space="preserve"> n </w:t>
+      </w:r>
+      <m:oMath>
+        <m:r>
+          <w:rPr>
+            <w:rFonts w:ascii="Cambria Math" w:hAnsi="Cambria Math"/>
+          </w:rPr>
+          <m:t>≥</m:t>
+        </m:r>
+      </m:oMath>
+      <w:r>
+        <w:t xml:space="preserve"> 2, </w:t>
+      </w:r>
+      <m:oMath>
+        <m:r>
+          <w:rPr>
+            <w:rFonts w:ascii="Cambria Math" w:hAnsi="Cambria Math"/>
+          </w:rPr>
+          <m:t>M</m:t>
         </m:r>
         <m:r>
           <m:rPr>
@@ -15516,7 +15528,7 @@
           <w:rPr>
             <w:rFonts w:ascii="Cambria Math" w:hAnsi="Cambria Math"/>
           </w:rPr>
-          <m:t>≤</m:t>
+          <m:t>⊂</m:t>
         </m:r>
         <m:sSub>
           <m:sSubPr>
@@ -15551,127 +15563,126 @@
         </m:sSub>
       </m:oMath>
       <w:r>
-        <w:t xml:space="preserve"> </w:t>
-      </w:r>
-      <w:proofErr w:type="spellStart"/>
-      <w:r>
-        <w:t>наз</w:t>
-      </w:r>
-      <w:proofErr w:type="spellEnd"/>
-      <w:r>
-        <w:t xml:space="preserve"> транзит</w:t>
-      </w:r>
-      <w:r>
-        <w:t>ивной</w:t>
-      </w:r>
-      <w:r>
-        <w:t xml:space="preserve"> если </w:t>
-      </w:r>
-      <m:oMath>
-        <m:r>
-          <m:rPr>
-            <m:sty m:val="p"/>
-          </m:rPr>
-          <w:rPr>
-            <w:rFonts w:ascii="Cambria Math" w:hAnsi="Cambria Math"/>
-          </w:rPr>
-          <m:t>∀</m:t>
-        </m:r>
-        <m:r>
-          <w:rPr>
-            <w:rFonts w:ascii="Cambria Math" w:hAnsi="Cambria Math"/>
-          </w:rPr>
-          <m:t>a,b</m:t>
-        </m:r>
-        <m:r>
-          <m:rPr>
-            <m:sty m:val="p"/>
-          </m:rPr>
-          <w:rPr>
-            <w:rFonts w:ascii="Cambria Math" w:hAnsi="Cambria Math"/>
-          </w:rPr>
-          <m:t>∈</m:t>
-        </m:r>
-        <m:r>
-          <w:rPr>
-            <w:rFonts w:ascii="Cambria Math" w:hAnsi="Cambria Math"/>
-          </w:rPr>
-          <m:t>1…n</m:t>
-        </m:r>
-      </m:oMath>
-      <w:r>
-        <w:rPr>
-          <w:rFonts w:eastAsiaTheme="minorEastAsia"/>
-        </w:rPr>
-        <w:t xml:space="preserve"> </w:t>
-      </w:r>
-      <w:r>
-        <w:rPr>
-          <w:rFonts w:ascii="Cambria Math" w:hAnsi="Cambria Math" w:cs="Cambria Math"/>
-        </w:rPr>
-        <w:t>∃</w:t>
-      </w:r>
-      <w:r>
-        <w:t xml:space="preserve"> </w:t>
-      </w:r>
-      <w:proofErr w:type="spellStart"/>
-      <w:r>
-        <w:rPr>
-          <w:rFonts w:ascii="Aptos" w:hAnsi="Aptos" w:cs="Aptos"/>
-        </w:rPr>
-        <w:t>перест</w:t>
+        <w:t xml:space="preserve"> - </w:t>
+      </w:r>
+      <w:proofErr w:type="spellStart"/>
+      <w:r>
+        <w:rPr>
+          <w:rFonts w:ascii="Aptos" w:hAnsi="Aptos" w:cs="Aptos"/>
+        </w:rPr>
+        <w:t>некотор</w:t>
       </w:r>
       <w:proofErr w:type="spellEnd"/>
       <w:r>
         <w:t xml:space="preserve">. </w:t>
       </w:r>
-      <m:oMath>
-        <m:r>
-          <w:rPr>
-            <w:rFonts w:ascii="Cambria Math" w:hAnsi="Cambria Math"/>
-          </w:rPr>
-          <m:t>g</m:t>
-        </m:r>
-        <m:r>
-          <m:rPr>
-            <m:sty m:val="p"/>
-          </m:rPr>
-          <w:rPr>
-            <w:rFonts w:ascii="Cambria Math" w:hAnsi="Cambria Math"/>
-          </w:rPr>
-          <m:t>∈</m:t>
-        </m:r>
-        <m:r>
-          <w:rPr>
-            <w:rFonts w:ascii="Cambria Math" w:hAnsi="Cambria Math"/>
-          </w:rPr>
-          <m:t>G:g</m:t>
-        </m:r>
-        <m:d>
-          <m:dPr>
-            <m:ctrlPr>
-              <w:rPr>
-                <w:rFonts w:ascii="Cambria Math" w:hAnsi="Cambria Math"/>
-                <w:i/>
-              </w:rPr>
-            </m:ctrlPr>
-          </m:dPr>
-          <m:e>
-            <m:r>
-              <w:rPr>
-                <w:rFonts w:ascii="Cambria Math" w:hAnsi="Cambria Math"/>
-              </w:rPr>
-              <m:t>a</m:t>
-            </m:r>
-          </m:e>
-        </m:d>
-        <m:r>
-          <w:rPr>
-            <w:rFonts w:ascii="Cambria Math" w:hAnsi="Cambria Math"/>
-          </w:rPr>
-          <m:t>=b</m:t>
-        </m:r>
-      </m:oMath>
+      <w:proofErr w:type="spellStart"/>
+      <w:r>
+        <w:rPr>
+          <w:rFonts w:ascii="Aptos" w:hAnsi="Aptos" w:cs="Aptos"/>
+        </w:rPr>
+        <w:t>мн</w:t>
+      </w:r>
+      <w:proofErr w:type="spellEnd"/>
+      <w:r>
+        <w:t>-</w:t>
+      </w:r>
+      <w:r>
+        <w:rPr>
+          <w:rFonts w:ascii="Aptos" w:hAnsi="Aptos" w:cs="Aptos"/>
+        </w:rPr>
+        <w:t>во</w:t>
+      </w:r>
+      <w:r>
+        <w:t xml:space="preserve"> </w:t>
+      </w:r>
+      <w:proofErr w:type="spellStart"/>
+      <w:r>
+        <w:rPr>
+          <w:rFonts w:ascii="Aptos" w:hAnsi="Aptos" w:cs="Aptos"/>
+        </w:rPr>
+        <w:t>транспоз</w:t>
+      </w:r>
+      <w:proofErr w:type="spellEnd"/>
+      <w:r>
+        <w:t>.</w:t>
+      </w:r>
+    </w:p>
+    <w:p>
+      <w:pPr>
+        <w:spacing w:after="0" w:line="240" w:lineRule="auto"/>
+      </w:pPr>
+      <w:r>
+        <w:t xml:space="preserve">Тогда </w:t>
+      </w:r>
+      <m:oMath>
+        <m:r>
+          <w:rPr>
+            <w:rFonts w:ascii="Cambria Math" w:hAnsi="Cambria Math"/>
+          </w:rPr>
+          <m:t>М=</m:t>
+        </m:r>
+        <m:sSub>
+          <m:sSubPr>
+            <m:ctrlPr>
+              <w:rPr>
+                <w:rFonts w:ascii="Cambria Math" w:hAnsi="Cambria Math"/>
+                <w:i/>
+              </w:rPr>
+            </m:ctrlPr>
+          </m:sSubPr>
+          <m:e>
+            <m:r>
+              <w:rPr>
+                <w:rFonts w:ascii="Cambria Math" w:hAnsi="Cambria Math"/>
+              </w:rPr>
+              <m:t>S</m:t>
+            </m:r>
+          </m:e>
+          <m:sub>
+            <m:r>
+              <w:rPr>
+                <w:rFonts w:ascii="Cambria Math" w:hAnsi="Cambria Math"/>
+              </w:rPr>
+              <m:t>n</m:t>
+            </m:r>
+          </m:sub>
+        </m:sSub>
+      </m:oMath>
+      <w:r>
+        <w:t xml:space="preserve"> &lt;=&gt; </w:t>
+      </w:r>
+      <m:oMath>
+        <m:sSub>
+          <m:sSubPr>
+            <m:ctrlPr>
+              <w:rPr>
+                <w:rFonts w:ascii="Cambria Math" w:hAnsi="Cambria Math"/>
+                <w:i/>
+              </w:rPr>
+            </m:ctrlPr>
+          </m:sSubPr>
+          <m:e>
+            <m:r>
+              <w:rPr>
+                <w:rFonts w:ascii="Cambria Math" w:hAnsi="Cambria Math"/>
+              </w:rPr>
+              <m:t>G</m:t>
+            </m:r>
+          </m:e>
+          <m:sub>
+            <m:r>
+              <w:rPr>
+                <w:rFonts w:ascii="Cambria Math" w:hAnsi="Cambria Math"/>
+              </w:rPr>
+              <m:t>M</m:t>
+            </m:r>
+          </m:sub>
+        </m:sSub>
+      </m:oMath>
+      <w:r>
+        <w:t xml:space="preserve"> - связ.</w:t>
+      </w:r>
     </w:p>
     <w:p>
       <w:pPr>
@@ -20893,9 +20904,16 @@
       </w:pPr>
     </w:p>
     <w:p>
+      <w:r>
+        <w:br w:type="page"/>
+      </w:r>
+    </w:p>
+    <w:p>
       <w:pPr>
         <w:spacing w:after="0" w:line="240" w:lineRule="auto"/>
       </w:pPr>
+      <w:bookmarkStart w:id="0" w:name="_GoBack"/>
+      <w:bookmarkEnd w:id="0"/>
       <w:r>
         <w:lastRenderedPageBreak/>
         <w:t>12</w:t>
@@ -21332,6 +21350,7 @@
       <w:r>
         <w:t xml:space="preserve">. </w:t>
       </w:r>
+      <w:proofErr w:type="gramStart"/>
       <w:r>
         <w:rPr>
           <w:rFonts w:ascii="Aptos" w:hAnsi="Aptos" w:cs="Aptos"/>
@@ -21404,6 +21423,7 @@
         <w:t>наз</w:t>
       </w:r>
       <w:proofErr w:type="spellEnd"/>
+      <w:proofErr w:type="gramEnd"/>
       <w:r>
         <w:t xml:space="preserve"> </w:t>
       </w:r>
@@ -24145,9 +24165,6 @@
     <w:p>
       <w:pPr>
         <w:spacing w:after="0" w:line="240" w:lineRule="auto"/>
-        <w:rPr>
-          <w:lang w:val="en-US"/>
-        </w:rPr>
       </w:pPr>
     </w:p>
     <w:p>
@@ -24606,13 +24623,7 @@
           <w:rPr>
             <w:rFonts w:ascii="Cambria Math" w:hAnsi="Cambria Math"/>
           </w:rPr>
-          <m:t xml:space="preserve">=n, </m:t>
-        </m:r>
-        <m:r>
-          <w:rPr>
-            <w:rFonts w:ascii="Cambria Math" w:hAnsi="Cambria Math"/>
-          </w:rPr>
-          <m:t xml:space="preserve"> </m:t>
+          <m:t xml:space="preserve">=n,  </m:t>
         </m:r>
         <m:acc>
           <m:accPr>
@@ -24636,13 +24647,7 @@
           <w:rPr>
             <w:rFonts w:ascii="Cambria Math" w:hAnsi="Cambria Math"/>
           </w:rPr>
-          <m:t xml:space="preserve">=m-1, </m:t>
-        </m:r>
-        <m:r>
-          <w:rPr>
-            <w:rFonts w:ascii="Cambria Math" w:hAnsi="Cambria Math"/>
-          </w:rPr>
-          <m:t xml:space="preserve"> </m:t>
+          <m:t xml:space="preserve">=m-1,  </m:t>
         </m:r>
         <m:acc>
           <m:accPr>
@@ -24666,13 +24671,7 @@
           <w:rPr>
             <w:rFonts w:ascii="Cambria Math" w:hAnsi="Cambria Math"/>
           </w:rPr>
-          <m:t xml:space="preserve">=k, </m:t>
-        </m:r>
-        <m:r>
-          <w:rPr>
-            <w:rFonts w:ascii="Cambria Math" w:hAnsi="Cambria Math"/>
-          </w:rPr>
-          <m:t xml:space="preserve"> </m:t>
+          <m:t xml:space="preserve">=k,  </m:t>
         </m:r>
         <m:acc>
           <m:accPr>
@@ -26124,16 +26123,10 @@
     </w:p>
     <w:p>
       <w:pPr>
-        <w:spacing w:after="0" w:line="240" w:lineRule="auto"/>
+        <w:spacing w:line="240" w:lineRule="auto"/>
       </w:pPr>
       <w:r>
-        <w:t>15</w:t>
-      </w:r>
-      <w:r>
-        <w:t>.</w:t>
-      </w:r>
-      <w:r>
-        <w:t xml:space="preserve"> Степень вершины в планарном графе</w:t>
+        <w:br w:type="page"/>
       </w:r>
     </w:p>
     <w:p>
@@ -26142,6 +26135,20 @@
       </w:pPr>
       <w:r>
         <w:lastRenderedPageBreak/>
+        <w:t>15</w:t>
+      </w:r>
+      <w:r>
+        <w:t>.</w:t>
+      </w:r>
+      <w:r>
+        <w:t xml:space="preserve"> Степень вершины в планарном графе</w:t>
+      </w:r>
+    </w:p>
+    <w:p>
+      <w:pPr>
+        <w:spacing w:after="0" w:line="240" w:lineRule="auto"/>
+      </w:pPr>
+      <w:r>
         <w:t xml:space="preserve">Утверждение. В любом </w:t>
       </w:r>
       <w:proofErr w:type="spellStart"/>
@@ -28320,6 +28327,9 @@
       </w:r>
     </w:p>
     <w:p>
+      <w:pPr>
+        <w:spacing w:line="240" w:lineRule="auto"/>
+      </w:pPr>
       <w:r>
         <w:br w:type="page"/>
       </w:r>
@@ -28391,13 +28401,7 @@
           <w:rPr>
             <w:rFonts w:ascii="Cambria Math" w:hAnsi="Cambria Math"/>
           </w:rPr>
-          <m:t>,</m:t>
-        </m:r>
-        <m:r>
-          <w:rPr>
-            <w:rFonts w:ascii="Cambria Math" w:hAnsi="Cambria Math"/>
-          </w:rPr>
-          <m:t>…</m:t>
+          <m:t>,…</m:t>
         </m:r>
         <m:sSub>
           <m:sSubPr>
@@ -28479,13 +28483,7 @@
           <w:rPr>
             <w:rFonts w:ascii="Cambria Math" w:hAnsi="Cambria Math"/>
           </w:rPr>
-          <m:t>,</m:t>
-        </m:r>
-        <m:r>
-          <w:rPr>
-            <w:rFonts w:ascii="Cambria Math" w:hAnsi="Cambria Math"/>
-          </w:rPr>
-          <m:t>…</m:t>
+          <m:t>,…</m:t>
         </m:r>
         <m:sSub>
           <m:sSubPr>
@@ -28543,13 +28541,7 @@
           <w:rPr>
             <w:rFonts w:ascii="Cambria Math" w:hAnsi="Cambria Math"/>
           </w:rPr>
-          <m:t>i</m:t>
-        </m:r>
-        <m:r>
-          <w:rPr>
-            <w:rFonts w:ascii="Cambria Math" w:hAnsi="Cambria Math"/>
-          </w:rPr>
-          <m:t>≠</m:t>
+          <m:t>i≠</m:t>
         </m:r>
         <m:r>
           <m:rPr>
@@ -28558,16 +28550,7 @@
           <w:rPr>
             <w:rFonts w:ascii="Cambria Math" w:hAnsi="Cambria Math" w:cs="Cambria Math"/>
           </w:rPr>
-          <m:t>∀</m:t>
-        </m:r>
-        <m:r>
-          <m:rPr>
-            <m:sty m:val="p"/>
-          </m:rPr>
-          <w:rPr>
-            <w:rFonts w:ascii="Cambria Math" w:hAnsi="Cambria Math" w:cs="Cambria Math"/>
-          </w:rPr>
-          <m:t>j</m:t>
+          <m:t>∀j</m:t>
         </m:r>
         <m:r>
           <w:rPr>
@@ -28838,13 +28821,40 @@
       <w:pPr>
         <w:spacing w:after="0" w:line="240" w:lineRule="auto"/>
       </w:pPr>
-      <w:proofErr w:type="spellStart"/>
-      <w:r>
-        <w:t>Св-ва</w:t>
-      </w:r>
-      <w:proofErr w:type="spellEnd"/>
-      <w:r>
-        <w:t>:</w:t>
+      <w:r>
+        <w:t>Т-</w:t>
+      </w:r>
+      <w:proofErr w:type="spellStart"/>
+      <w:r>
+        <w:t>ма</w:t>
+      </w:r>
+      <w:proofErr w:type="spellEnd"/>
+      <w:r>
+        <w:t xml:space="preserve">. (Кёниг) Пусть G ≠ </w:t>
+      </w:r>
+      <w:proofErr w:type="spellStart"/>
+      <w:r>
+        <w:t>O</w:t>
+      </w:r>
+      <w:r>
+        <w:rPr>
+          <w:rFonts w:eastAsiaTheme="minorEastAsia"/>
+          <w:vertAlign w:val="subscript"/>
+        </w:rPr>
+        <w:t>n</w:t>
+      </w:r>
+      <w:proofErr w:type="spellEnd"/>
+      <w:r>
+        <w:t>. Тогда:</w:t>
+      </w:r>
+      <w:r>
+        <w:t xml:space="preserve"> </w:t>
+      </w:r>
+      <w:r>
+        <w:t>χ(G) = 2 &lt;=&gt;</w:t>
+      </w:r>
+      <w:r>
+        <w:t xml:space="preserve"> в G нет циклов нечётной длины.</w:t>
       </w:r>
     </w:p>
     <w:p>
@@ -28852,74 +28862,44 @@
         <w:spacing w:after="0" w:line="240" w:lineRule="auto"/>
       </w:pPr>
       <w:r>
-        <w:t xml:space="preserve">1) G - 1 </w:t>
-      </w:r>
-      <w:proofErr w:type="spellStart"/>
-      <w:r>
-        <w:t>раскр</w:t>
-      </w:r>
-      <w:proofErr w:type="spellEnd"/>
-      <w:r>
-        <w:t xml:space="preserve">. &lt;=&gt; G = </w:t>
-      </w:r>
-      <m:oMath>
-        <m:sSub>
-          <m:sSubPr>
-            <m:ctrlPr>
-              <w:rPr>
-                <w:rFonts w:ascii="Cambria Math" w:hAnsi="Cambria Math"/>
-                <w:i/>
-              </w:rPr>
-            </m:ctrlPr>
-          </m:sSubPr>
-          <m:e>
-            <m:r>
-              <w:rPr>
-                <w:rFonts w:ascii="Cambria Math" w:hAnsi="Cambria Math"/>
-              </w:rPr>
-              <m:t>O</m:t>
-            </m:r>
-          </m:e>
-          <m:sub>
-            <m:r>
-              <w:rPr>
-                <w:rFonts w:ascii="Cambria Math" w:hAnsi="Cambria Math"/>
-              </w:rPr>
-              <m:t>n</m:t>
-            </m:r>
-          </m:sub>
-        </m:sSub>
-      </m:oMath>
+        <w:t>▲ =&gt;</w:t>
+      </w:r>
+      <w:r>
+        <w:t xml:space="preserve"> χ(G) = </w:t>
+      </w:r>
+      <w:proofErr w:type="gramStart"/>
+      <w:r>
+        <w:t xml:space="preserve">2 </w:t>
+      </w:r>
+      <m:oMath>
+        <m:r>
+          <w:rPr>
+            <w:rFonts w:ascii="Cambria Math" w:hAnsi="Cambria Math"/>
+          </w:rPr>
+          <m:t>⇒</m:t>
+        </m:r>
+      </m:oMath>
+      <w:r>
+        <w:t xml:space="preserve"> G</w:t>
+      </w:r>
+      <w:proofErr w:type="gramEnd"/>
+      <w:r>
+        <w:t xml:space="preserve"> - двудольный</w:t>
+      </w:r>
     </w:p>
     <w:p>
       <w:pPr>
         <w:spacing w:after="0" w:line="240" w:lineRule="auto"/>
       </w:pPr>
       <w:r>
-        <w:t xml:space="preserve">2) G </w:t>
-      </w:r>
-      <w:proofErr w:type="spellStart"/>
-      <w:r>
-        <w:t>явл</w:t>
-      </w:r>
-      <w:proofErr w:type="spellEnd"/>
-      <w:r>
-        <w:t xml:space="preserve"> 2 хромат</w:t>
-      </w:r>
-      <w:r>
-        <w:t xml:space="preserve"> &lt;=&gt; G не </w:t>
-      </w:r>
-      <w:proofErr w:type="spellStart"/>
+        <w:t>Рассмотрим</w:t>
+      </w:r>
+      <w:r>
+        <w:t xml:space="preserve"> </w:t>
+      </w:r>
       <w:proofErr w:type="gramStart"/>
       <w:r>
-        <w:t>яв</w:t>
-      </w:r>
-      <w:r>
-        <w:t>л</w:t>
-      </w:r>
-      <w:proofErr w:type="spellEnd"/>
-      <w:r>
-        <w:t xml:space="preserve"> </w:t>
+        <w:t xml:space="preserve">цикл </w:t>
       </w:r>
       <m:oMath>
         <m:sSub>
@@ -28936,7 +28916,7 @@
               <w:rPr>
                 <w:rFonts w:ascii="Cambria Math" w:hAnsi="Cambria Math"/>
               </w:rPr>
-              <m:t>O</m:t>
+              <m:t>v</m:t>
             </m:r>
           </m:e>
           <m:sub>
@@ -28944,17 +28924,231 @@
               <w:rPr>
                 <w:rFonts w:ascii="Cambria Math" w:hAnsi="Cambria Math"/>
               </w:rPr>
-              <m:t>n</m:t>
+              <m:t>1</m:t>
             </m:r>
           </m:sub>
         </m:sSub>
-      </m:oMath>
-      <w:r>
-        <w:t xml:space="preserve"> и</w:t>
+        <m:sSub>
+          <m:sSubPr>
+            <m:ctrlPr>
+              <w:rPr>
+                <w:rFonts w:ascii="Cambria Math" w:hAnsi="Cambria Math"/>
+                <w:i/>
+              </w:rPr>
+            </m:ctrlPr>
+          </m:sSubPr>
+          <m:e>
+            <m:r>
+              <w:rPr>
+                <w:rFonts w:ascii="Cambria Math" w:hAnsi="Cambria Math"/>
+              </w:rPr>
+              <m:t>v</m:t>
+            </m:r>
+          </m:e>
+          <m:sub>
+            <m:r>
+              <w:rPr>
+                <w:rFonts w:ascii="Cambria Math" w:hAnsi="Cambria Math"/>
+              </w:rPr>
+              <m:t>2</m:t>
+            </m:r>
+          </m:sub>
+        </m:sSub>
+        <m:r>
+          <w:rPr>
+            <w:rFonts w:ascii="Cambria Math" w:hAnsi="Cambria Math"/>
+          </w:rPr>
+          <m:t xml:space="preserve">… </m:t>
+        </m:r>
+        <m:sSub>
+          <m:sSubPr>
+            <m:ctrlPr>
+              <w:rPr>
+                <w:rFonts w:ascii="Cambria Math" w:hAnsi="Cambria Math"/>
+                <w:i/>
+              </w:rPr>
+            </m:ctrlPr>
+          </m:sSubPr>
+          <m:e>
+            <m:r>
+              <w:rPr>
+                <w:rFonts w:ascii="Cambria Math" w:hAnsi="Cambria Math"/>
+              </w:rPr>
+              <m:t>v</m:t>
+            </m:r>
+          </m:e>
+          <m:sub>
+            <m:r>
+              <w:rPr>
+                <w:rFonts w:ascii="Cambria Math" w:hAnsi="Cambria Math"/>
+              </w:rPr>
+              <m:t>k</m:t>
+            </m:r>
+          </m:sub>
+        </m:sSub>
+        <m:sSub>
+          <m:sSubPr>
+            <m:ctrlPr>
+              <w:rPr>
+                <w:rFonts w:ascii="Cambria Math" w:hAnsi="Cambria Math"/>
+                <w:i/>
+              </w:rPr>
+            </m:ctrlPr>
+          </m:sSubPr>
+          <m:e>
+            <m:r>
+              <w:rPr>
+                <w:rFonts w:ascii="Cambria Math" w:hAnsi="Cambria Math"/>
+              </w:rPr>
+              <m:t>v</m:t>
+            </m:r>
+          </m:e>
+          <m:sub>
+            <m:r>
+              <w:rPr>
+                <w:rFonts w:ascii="Cambria Math" w:hAnsi="Cambria Math"/>
+              </w:rPr>
+              <m:t>1</m:t>
+            </m:r>
+          </m:sub>
+        </m:sSub>
+      </m:oMath>
+      <w:r>
+        <w:t>,</w:t>
       </w:r>
       <w:proofErr w:type="gramEnd"/>
       <w:r>
-        <w:t xml:space="preserve"> G - двудольный.</w:t>
+        <w:t xml:space="preserve"> при движении по циклу мы на каждом шаге переходим из одной доли в другую, (</w:t>
+      </w:r>
+      <m:oMath>
+        <m:sSub>
+          <m:sSubPr>
+            <m:ctrlPr>
+              <w:rPr>
+                <w:rFonts w:ascii="Cambria Math" w:hAnsi="Cambria Math"/>
+                <w:i/>
+              </w:rPr>
+            </m:ctrlPr>
+          </m:sSubPr>
+          <m:e>
+            <m:r>
+              <w:rPr>
+                <w:rFonts w:ascii="Cambria Math" w:hAnsi="Cambria Math"/>
+              </w:rPr>
+              <m:t>V</m:t>
+            </m:r>
+          </m:e>
+          <m:sub>
+            <m:r>
+              <w:rPr>
+                <w:rFonts w:ascii="Cambria Math" w:hAnsi="Cambria Math"/>
+              </w:rPr>
+              <m:t>1</m:t>
+            </m:r>
+          </m:sub>
+        </m:sSub>
+        <m:r>
+          <w:rPr>
+            <w:rFonts w:ascii="Cambria Math" w:hAnsi="Cambria Math" w:cs="Cambria Math"/>
+          </w:rPr>
+          <m:t>∈</m:t>
+        </m:r>
+        <m:r>
+          <w:rPr>
+            <w:rFonts w:ascii="Cambria Math" w:hAnsi="Cambria Math"/>
+          </w:rPr>
+          <m:t xml:space="preserve"> U, </m:t>
+        </m:r>
+        <m:sSub>
+          <m:sSubPr>
+            <m:ctrlPr>
+              <w:rPr>
+                <w:rFonts w:ascii="Cambria Math" w:hAnsi="Cambria Math"/>
+                <w:i/>
+              </w:rPr>
+            </m:ctrlPr>
+          </m:sSubPr>
+          <m:e>
+            <m:r>
+              <w:rPr>
+                <w:rFonts w:ascii="Cambria Math" w:hAnsi="Cambria Math"/>
+              </w:rPr>
+              <m:t>V</m:t>
+            </m:r>
+          </m:e>
+          <m:sub>
+            <m:r>
+              <w:rPr>
+                <w:rFonts w:ascii="Cambria Math" w:hAnsi="Cambria Math"/>
+              </w:rPr>
+              <m:t>2</m:t>
+            </m:r>
+          </m:sub>
+        </m:sSub>
+        <m:r>
+          <w:rPr>
+            <w:rFonts w:ascii="Cambria Math" w:hAnsi="Cambria Math" w:cs="Cambria Math"/>
+          </w:rPr>
+          <m:t>∈</m:t>
+        </m:r>
+        <m:r>
+          <w:rPr>
+            <w:rFonts w:ascii="Cambria Math" w:hAnsi="Cambria Math"/>
+          </w:rPr>
+          <m:t xml:space="preserve"> V, </m:t>
+        </m:r>
+        <m:sSub>
+          <m:sSubPr>
+            <m:ctrlPr>
+              <w:rPr>
+                <w:rFonts w:ascii="Cambria Math" w:hAnsi="Cambria Math"/>
+                <w:i/>
+              </w:rPr>
+            </m:ctrlPr>
+          </m:sSubPr>
+          <m:e>
+            <m:r>
+              <w:rPr>
+                <w:rFonts w:ascii="Cambria Math" w:hAnsi="Cambria Math"/>
+              </w:rPr>
+              <m:t>V</m:t>
+            </m:r>
+          </m:e>
+          <m:sub>
+            <m:r>
+              <w:rPr>
+                <w:rFonts w:ascii="Cambria Math" w:hAnsi="Cambria Math"/>
+              </w:rPr>
+              <m:t>3</m:t>
+            </m:r>
+          </m:sub>
+        </m:sSub>
+        <m:r>
+          <w:rPr>
+            <w:rFonts w:ascii="Cambria Math" w:hAnsi="Cambria Math" w:cs="Cambria Math"/>
+          </w:rPr>
+          <m:t>∈</m:t>
+        </m:r>
+        <m:r>
+          <w:rPr>
+            <w:rFonts w:ascii="Cambria Math" w:hAnsi="Cambria Math"/>
+          </w:rPr>
+          <m:t xml:space="preserve"> U</m:t>
+        </m:r>
+      </m:oMath>
+      <w:r>
+        <w:t xml:space="preserve"> ...) т.е. мы возврат. в U через чётное число шагов (рёбер) </w:t>
+      </w:r>
+      <m:oMath>
+        <m:r>
+          <w:rPr>
+            <w:rFonts w:ascii="Cambria Math" w:hAnsi="Cambria Math"/>
+          </w:rPr>
+          <m:t>⇒</m:t>
+        </m:r>
+      </m:oMath>
+      <w:r>
+        <w:t xml:space="preserve"> цикл чётный.</w:t>
       </w:r>
     </w:p>
     <w:p>
@@ -28962,37 +29156,10 @@
         <w:spacing w:after="0" w:line="240" w:lineRule="auto"/>
       </w:pPr>
       <w:r>
-        <w:t xml:space="preserve">▲ </w:t>
-      </w:r>
-      <w:proofErr w:type="spellStart"/>
-      <w:r>
-        <w:t>Двуд</w:t>
-      </w:r>
-      <w:proofErr w:type="spellEnd"/>
-      <w:r>
-        <w:t xml:space="preserve">. граф - граф у кот. </w:t>
-      </w:r>
-      <w:proofErr w:type="spellStart"/>
-      <w:r>
-        <w:t>мн</w:t>
-      </w:r>
-      <w:proofErr w:type="spellEnd"/>
-      <w:r>
-        <w:t xml:space="preserve">-во вершин которого можно разбить на две доли </w:t>
-      </w:r>
-      <w:r>
-        <w:t xml:space="preserve">так, что все рёбра </w:t>
-      </w:r>
-      <w:proofErr w:type="spellStart"/>
-      <w:r>
-        <w:t>соед</w:t>
-      </w:r>
-      <w:proofErr w:type="spellEnd"/>
-      <w:r>
-        <w:t xml:space="preserve"> вершины из разных</w:t>
-      </w:r>
-      <w:r>
-        <w:t xml:space="preserve"> долей.</w:t>
+        <w:t>&lt;=</w:t>
+      </w:r>
+      <w:r>
+        <w:t xml:space="preserve"> Фиксируем одну вершину S; Раскрасим все вершины в 2 цвета по чётности расстояния от S:</w:t>
       </w:r>
     </w:p>
     <w:p>
@@ -29000,242 +29167,15 @@
         <w:spacing w:after="0" w:line="240" w:lineRule="auto"/>
       </w:pPr>
       <w:r>
-        <w:t>=&gt;</w:t>
-      </w:r>
-      <w:r>
-        <w:t xml:space="preserve"> Пусть χ(G) = </w:t>
-      </w:r>
-      <w:proofErr w:type="gramStart"/>
-      <w:r>
-        <w:t xml:space="preserve">2, </w:t>
-      </w:r>
-      <m:oMath>
-        <m:sSub>
-          <m:sSubPr>
-            <m:ctrlPr>
-              <w:rPr>
-                <w:rFonts w:ascii="Cambria Math" w:hAnsi="Cambria Math"/>
-                <w:i/>
-              </w:rPr>
-            </m:ctrlPr>
-          </m:sSubPr>
-          <m:e>
-            <m:r>
-              <w:rPr>
-                <w:rFonts w:ascii="Cambria Math" w:hAnsi="Cambria Math"/>
-              </w:rPr>
-              <m:t>V</m:t>
-            </m:r>
-          </m:e>
-          <m:sub>
-            <m:r>
-              <w:rPr>
-                <w:rFonts w:ascii="Cambria Math" w:hAnsi="Cambria Math"/>
-              </w:rPr>
-              <m:t>1</m:t>
-            </m:r>
-          </m:sub>
-        </m:sSub>
-      </m:oMath>
-      <w:r>
-        <w:t xml:space="preserve"> =</w:t>
-      </w:r>
-      <w:proofErr w:type="gramEnd"/>
-      <w:r>
-        <w:t xml:space="preserve"> {V | V раскр. в </w:t>
-      </w:r>
-      <m:oMath>
-        <m:sSub>
-          <m:sSubPr>
-            <m:ctrlPr>
-              <w:rPr>
-                <w:rFonts w:ascii="Cambria Math" w:hAnsi="Cambria Math"/>
-                <w:i/>
-              </w:rPr>
-            </m:ctrlPr>
-          </m:sSubPr>
-          <m:e>
-            <m:r>
-              <w:rPr>
-                <w:rFonts w:ascii="Cambria Math" w:hAnsi="Cambria Math"/>
-              </w:rPr>
-              <m:t>c</m:t>
-            </m:r>
-          </m:e>
-          <m:sub>
-            <m:r>
-              <w:rPr>
-                <w:rFonts w:ascii="Cambria Math" w:hAnsi="Cambria Math"/>
-              </w:rPr>
-              <m:t>1</m:t>
-            </m:r>
-          </m:sub>
-        </m:sSub>
-      </m:oMath>
-      <w:r>
-        <w:t xml:space="preserve">}, </w:t>
-      </w:r>
-      <m:oMath>
-        <m:sSub>
-          <m:sSubPr>
-            <m:ctrlPr>
-              <w:rPr>
-                <w:rFonts w:ascii="Cambria Math" w:hAnsi="Cambria Math"/>
-                <w:i/>
-              </w:rPr>
-            </m:ctrlPr>
-          </m:sSubPr>
-          <m:e>
-            <m:r>
-              <w:rPr>
-                <w:rFonts w:ascii="Cambria Math" w:hAnsi="Cambria Math"/>
-              </w:rPr>
-              <m:t>V</m:t>
-            </m:r>
-          </m:e>
-          <m:sub>
-            <m:r>
-              <w:rPr>
-                <w:rFonts w:ascii="Cambria Math" w:hAnsi="Cambria Math"/>
-              </w:rPr>
-              <m:t>2</m:t>
-            </m:r>
-          </m:sub>
-        </m:sSub>
-      </m:oMath>
-      <w:r>
-        <w:t xml:space="preserve"> = {V | V в </w:t>
-      </w:r>
-      <m:oMath>
-        <m:sSub>
-          <m:sSubPr>
-            <m:ctrlPr>
-              <w:rPr>
-                <w:rFonts w:ascii="Cambria Math" w:hAnsi="Cambria Math"/>
-                <w:i/>
-              </w:rPr>
-            </m:ctrlPr>
-          </m:sSubPr>
-          <m:e>
-            <m:r>
-              <w:rPr>
-                <w:rFonts w:ascii="Cambria Math" w:hAnsi="Cambria Math"/>
-              </w:rPr>
-              <m:t>c</m:t>
-            </m:r>
-          </m:e>
-          <m:sub>
-            <m:r>
-              <w:rPr>
-                <w:rFonts w:ascii="Cambria Math" w:hAnsi="Cambria Math"/>
-              </w:rPr>
-              <m:t>2</m:t>
-            </m:r>
-          </m:sub>
-        </m:sSub>
-      </m:oMath>
-      <w:r>
-        <w:t>}. По опред. раскраски, любое ребро соед</w:t>
-      </w:r>
-      <w:proofErr w:type="spellStart"/>
-      <w:r>
-        <w:t>ин</w:t>
-      </w:r>
-      <w:proofErr w:type="spellEnd"/>
-      <w:r>
-        <w:t xml:space="preserve">. вершины разного цвета </w:t>
-      </w:r>
-      <m:oMath>
-        <m:r>
-          <w:rPr>
-            <w:rFonts w:ascii="Cambria Math" w:hAnsi="Cambria Math"/>
-          </w:rPr>
-          <m:t xml:space="preserve">⇒ </m:t>
-        </m:r>
-      </m:oMath>
-      <w:r>
-        <w:t xml:space="preserve">все рёбра </w:t>
-      </w:r>
-      <w:proofErr w:type="gramStart"/>
-      <w:r>
-        <w:t xml:space="preserve">из </w:t>
-      </w:r>
-      <m:oMath>
-        <m:sSub>
-          <m:sSubPr>
-            <m:ctrlPr>
-              <w:rPr>
-                <w:rFonts w:ascii="Cambria Math" w:hAnsi="Cambria Math"/>
-                <w:i/>
-              </w:rPr>
-            </m:ctrlPr>
-          </m:sSubPr>
-          <m:e>
-            <m:r>
-              <w:rPr>
-                <w:rFonts w:ascii="Cambria Math" w:hAnsi="Cambria Math"/>
-              </w:rPr>
-              <m:t>V</m:t>
-            </m:r>
-          </m:e>
-          <m:sub>
-            <m:r>
-              <w:rPr>
-                <w:rFonts w:ascii="Cambria Math" w:hAnsi="Cambria Math"/>
-              </w:rPr>
-              <m:t>1</m:t>
-            </m:r>
-          </m:sub>
-        </m:sSub>
-      </m:oMath>
-      <w:r>
-        <w:t xml:space="preserve"> идут</w:t>
-      </w:r>
-      <w:proofErr w:type="gramEnd"/>
-      <w:r>
-        <w:t xml:space="preserve"> в </w:t>
-      </w:r>
-      <m:oMath>
-        <m:sSub>
-          <m:sSubPr>
-            <m:ctrlPr>
-              <w:rPr>
-                <w:rFonts w:ascii="Cambria Math" w:hAnsi="Cambria Math"/>
-                <w:i/>
-              </w:rPr>
-            </m:ctrlPr>
-          </m:sSubPr>
-          <m:e>
-            <m:r>
-              <w:rPr>
-                <w:rFonts w:ascii="Cambria Math" w:hAnsi="Cambria Math"/>
-              </w:rPr>
-              <m:t>V</m:t>
-            </m:r>
-          </m:e>
-          <m:sub>
-            <m:r>
-              <w:rPr>
-                <w:rFonts w:ascii="Cambria Math" w:hAnsi="Cambria Math"/>
-              </w:rPr>
-              <m:t>2</m:t>
-            </m:r>
-          </m:sub>
-        </m:sSub>
-      </m:oMath>
-      <w:r>
-        <w:t xml:space="preserve"> и обратно </w:t>
-      </w:r>
-      <m:oMath>
-        <m:r>
-          <w:rPr>
-            <w:rFonts w:ascii="Cambria Math" w:hAnsi="Cambria Math"/>
-          </w:rPr>
-          <m:t xml:space="preserve">⇒ </m:t>
-        </m:r>
-      </m:oMath>
-      <w:r>
-        <w:t>G - двудольный.</w:t>
+        <w:t xml:space="preserve">A = {вершины, </w:t>
+      </w:r>
+      <w:proofErr w:type="spellStart"/>
+      <w:r>
+        <w:t>расст</w:t>
+      </w:r>
+      <w:proofErr w:type="spellEnd"/>
+      <w:r>
+        <w:t>. от S - чётное}</w:t>
       </w:r>
     </w:p>
     <w:p>
@@ -29243,809 +29183,16 @@
         <w:spacing w:after="0" w:line="240" w:lineRule="auto"/>
       </w:pPr>
       <w:r>
-        <w:t>&lt;=</w:t>
-      </w:r>
-      <w:r>
-        <w:t xml:space="preserve"> Пусть G = (</w:t>
-      </w:r>
-      <m:oMath>
-        <m:sSub>
-          <m:sSubPr>
-            <m:ctrlPr>
-              <w:rPr>
-                <w:rFonts w:ascii="Cambria Math" w:hAnsi="Cambria Math"/>
-                <w:i/>
-              </w:rPr>
-            </m:ctrlPr>
-          </m:sSubPr>
-          <m:e>
-            <m:r>
-              <w:rPr>
-                <w:rFonts w:ascii="Cambria Math" w:hAnsi="Cambria Math"/>
-              </w:rPr>
-              <m:t>V</m:t>
-            </m:r>
-          </m:e>
-          <m:sub>
-            <m:r>
-              <w:rPr>
-                <w:rFonts w:ascii="Cambria Math" w:hAnsi="Cambria Math"/>
-              </w:rPr>
-              <m:t>1</m:t>
-            </m:r>
-          </m:sub>
-        </m:sSub>
-        <m:r>
-          <w:rPr>
-            <w:rFonts w:ascii="Cambria Math" w:hAnsi="Cambria Math" w:cs="Cambria Math"/>
-          </w:rPr>
-          <m:t>∪</m:t>
-        </m:r>
-        <m:r>
-          <w:rPr>
-            <w:rFonts w:ascii="Cambria Math" w:hAnsi="Cambria Math"/>
-          </w:rPr>
-          <m:t xml:space="preserve"> </m:t>
-        </m:r>
-        <m:sSub>
-          <m:sSubPr>
-            <m:ctrlPr>
-              <w:rPr>
-                <w:rFonts w:ascii="Cambria Math" w:hAnsi="Cambria Math"/>
-                <w:i/>
-              </w:rPr>
-            </m:ctrlPr>
-          </m:sSubPr>
-          <m:e>
-            <m:r>
-              <w:rPr>
-                <w:rFonts w:ascii="Cambria Math" w:hAnsi="Cambria Math"/>
-              </w:rPr>
-              <m:t>V</m:t>
-            </m:r>
-          </m:e>
-          <m:sub>
-            <m:r>
-              <w:rPr>
-                <w:rFonts w:ascii="Cambria Math" w:hAnsi="Cambria Math"/>
-              </w:rPr>
-              <m:t>2</m:t>
-            </m:r>
-          </m:sub>
-        </m:sSub>
-      </m:oMath>
-      <w:r>
-        <w:t xml:space="preserve">, E) - двудольный, все </w:t>
+        <w:t xml:space="preserve">B = </w:t>
       </w:r>
       <w:proofErr w:type="gramStart"/>
       <w:r>
-        <w:t xml:space="preserve">вершины </w:t>
-      </w:r>
-      <m:oMath>
-        <m:sSub>
-          <m:sSubPr>
-            <m:ctrlPr>
-              <w:rPr>
-                <w:rFonts w:ascii="Cambria Math" w:hAnsi="Cambria Math"/>
-                <w:i/>
-              </w:rPr>
-            </m:ctrlPr>
-          </m:sSubPr>
-          <m:e>
-            <m:r>
-              <w:rPr>
-                <w:rFonts w:ascii="Cambria Math" w:hAnsi="Cambria Math"/>
-              </w:rPr>
-              <m:t>V</m:t>
-            </m:r>
-          </m:e>
-          <m:sub>
-            <m:r>
-              <w:rPr>
-                <w:rFonts w:ascii="Cambria Math" w:hAnsi="Cambria Math"/>
-              </w:rPr>
-              <m:t>1</m:t>
-            </m:r>
-          </m:sub>
-        </m:sSub>
-      </m:oMath>
-      <w:r>
-        <w:t xml:space="preserve"> в</w:t>
+        <w:t>{  —</w:t>
       </w:r>
       <w:proofErr w:type="gramEnd"/>
       <w:r>
-        <w:t xml:space="preserve"> </w:t>
-      </w:r>
-      <m:oMath>
-        <m:sSub>
-          <m:sSubPr>
-            <m:ctrlPr>
-              <w:rPr>
-                <w:rFonts w:ascii="Cambria Math" w:hAnsi="Cambria Math"/>
-                <w:i/>
-              </w:rPr>
-            </m:ctrlPr>
-          </m:sSubPr>
-          <m:e>
-            <m:r>
-              <w:rPr>
-                <w:rFonts w:ascii="Cambria Math" w:hAnsi="Cambria Math"/>
-              </w:rPr>
-              <m:t>c</m:t>
-            </m:r>
-          </m:e>
-          <m:sub>
-            <m:r>
-              <w:rPr>
-                <w:rFonts w:ascii="Cambria Math" w:hAnsi="Cambria Math"/>
-              </w:rPr>
-              <m:t>1</m:t>
-            </m:r>
-          </m:sub>
-        </m:sSub>
-      </m:oMath>
-      <w:r>
-        <w:rPr>
-          <w:rFonts w:eastAsiaTheme="minorEastAsia"/>
-        </w:rPr>
-        <w:t xml:space="preserve">, </w:t>
-      </w:r>
-      <m:oMath>
-        <m:sSub>
-          <m:sSubPr>
-            <m:ctrlPr>
-              <w:rPr>
-                <w:rFonts w:ascii="Cambria Math" w:hAnsi="Cambria Math"/>
-                <w:i/>
-              </w:rPr>
-            </m:ctrlPr>
-          </m:sSubPr>
-          <m:e>
-            <m:r>
-              <w:rPr>
-                <w:rFonts w:ascii="Cambria Math" w:hAnsi="Cambria Math"/>
-              </w:rPr>
-              <m:t>V</m:t>
-            </m:r>
-          </m:e>
-          <m:sub>
-            <m:r>
-              <w:rPr>
-                <w:rFonts w:ascii="Cambria Math" w:hAnsi="Cambria Math"/>
-              </w:rPr>
-              <m:t>2</m:t>
-            </m:r>
-          </m:sub>
-        </m:sSub>
-      </m:oMath>
-      <w:r>
-        <w:t xml:space="preserve"> в </w:t>
-      </w:r>
-      <m:oMath>
-        <m:sSub>
-          <m:sSubPr>
-            <m:ctrlPr>
-              <w:rPr>
-                <w:rFonts w:ascii="Cambria Math" w:hAnsi="Cambria Math"/>
-                <w:i/>
-              </w:rPr>
-            </m:ctrlPr>
-          </m:sSubPr>
-          <m:e>
-            <m:r>
-              <w:rPr>
-                <w:rFonts w:ascii="Cambria Math" w:hAnsi="Cambria Math"/>
-              </w:rPr>
-              <m:t>c</m:t>
-            </m:r>
-          </m:e>
-          <m:sub>
-            <m:r>
-              <w:rPr>
-                <w:rFonts w:ascii="Cambria Math" w:hAnsi="Cambria Math"/>
-              </w:rPr>
-              <m:t>2</m:t>
-            </m:r>
-          </m:sub>
-        </m:sSub>
-      </m:oMath>
-      <w:r>
-        <w:t xml:space="preserve">; поскольку рёбра соедин. только </w:t>
-      </w:r>
-      <m:oMath>
-        <m:sSub>
-          <m:sSubPr>
-            <m:ctrlPr>
-              <w:rPr>
-                <w:rFonts w:ascii="Cambria Math" w:hAnsi="Cambria Math"/>
-                <w:i/>
-              </w:rPr>
-            </m:ctrlPr>
-          </m:sSubPr>
-          <m:e>
-            <m:r>
-              <w:rPr>
-                <w:rFonts w:ascii="Cambria Math" w:hAnsi="Cambria Math"/>
-              </w:rPr>
-              <m:t>V</m:t>
-            </m:r>
-          </m:e>
-          <m:sub>
-            <m:r>
-              <w:rPr>
-                <w:rFonts w:ascii="Cambria Math" w:hAnsi="Cambria Math"/>
-              </w:rPr>
-              <m:t>1</m:t>
-            </m:r>
-          </m:sub>
-        </m:sSub>
-      </m:oMath>
-      <w:r>
-        <w:t xml:space="preserve"> с </w:t>
-      </w:r>
-      <m:oMath>
-        <m:sSub>
-          <m:sSubPr>
-            <m:ctrlPr>
-              <w:rPr>
-                <w:rFonts w:ascii="Cambria Math" w:hAnsi="Cambria Math"/>
-                <w:i/>
-              </w:rPr>
-            </m:ctrlPr>
-          </m:sSubPr>
-          <m:e>
-            <m:r>
-              <w:rPr>
-                <w:rFonts w:ascii="Cambria Math" w:hAnsi="Cambria Math"/>
-              </w:rPr>
-              <m:t>V</m:t>
-            </m:r>
-          </m:e>
-          <m:sub>
-            <m:r>
-              <w:rPr>
-                <w:rFonts w:ascii="Cambria Math" w:hAnsi="Cambria Math"/>
-              </w:rPr>
-              <m:t>2</m:t>
-            </m:r>
-          </m:sub>
-        </m:sSub>
-      </m:oMath>
-      <w:r>
-        <w:t xml:space="preserve">, смежные верш. имеют разные цвета </w:t>
-      </w:r>
-      <m:oMath>
-        <m:r>
-          <w:rPr>
-            <w:rFonts w:ascii="Cambria Math" w:hAnsi="Cambria Math"/>
-          </w:rPr>
-          <m:t xml:space="preserve">⇒ </m:t>
-        </m:r>
-      </m:oMath>
-      <w:r>
-        <w:t>правильная раскраска ■</w:t>
-      </w:r>
-    </w:p>
-    <w:p>
-      <w:pPr>
-        <w:spacing w:after="0" w:line="240" w:lineRule="auto"/>
-        <w:rPr>
-          <w:lang w:val="en-US"/>
-        </w:rPr>
-      </w:pPr>
-      <w:r>
-        <w:t xml:space="preserve">3) </w:t>
-      </w:r>
-      <w:proofErr w:type="gramStart"/>
-      <w:r>
-        <w:t>χ(</w:t>
-      </w:r>
-      <w:proofErr w:type="gramEnd"/>
-      <m:oMath>
-        <m:sSub>
-          <m:sSubPr>
-            <m:ctrlPr>
-              <w:rPr>
-                <w:rFonts w:ascii="Cambria Math" w:hAnsi="Cambria Math"/>
-                <w:i/>
-                <w:lang w:val="en-US"/>
-              </w:rPr>
-            </m:ctrlPr>
-          </m:sSubPr>
-          <m:e>
-            <m:r>
-              <w:rPr>
-                <w:rFonts w:ascii="Cambria Math" w:hAnsi="Cambria Math"/>
-              </w:rPr>
-              <m:t>K</m:t>
-            </m:r>
-            <m:ctrlPr>
-              <w:rPr>
-                <w:rFonts w:ascii="Cambria Math" w:hAnsi="Cambria Math"/>
-                <w:i/>
-              </w:rPr>
-            </m:ctrlPr>
-          </m:e>
-          <m:sub>
-            <m:r>
-              <w:rPr>
-                <w:rFonts w:ascii="Cambria Math" w:hAnsi="Cambria Math"/>
-              </w:rPr>
-              <m:t>n</m:t>
-            </m:r>
-          </m:sub>
-        </m:sSub>
-      </m:oMath>
-      <w:r>
-        <w:t xml:space="preserve">) = </w:t>
-      </w:r>
-      <w:r>
-        <w:rPr>
-          <w:lang w:val="en-US"/>
-        </w:rPr>
-        <w:t>n</w:t>
-      </w:r>
-      <w:r>
-        <w:t xml:space="preserve"> и если </w:t>
-      </w:r>
-      <m:oMath>
-        <m:sSub>
-          <m:sSubPr>
-            <m:ctrlPr>
-              <w:rPr>
-                <w:rFonts w:ascii="Cambria Math" w:hAnsi="Cambria Math"/>
-                <w:i/>
-              </w:rPr>
-            </m:ctrlPr>
-          </m:sSubPr>
-          <m:e>
-            <m:r>
-              <w:rPr>
-                <w:rFonts w:ascii="Cambria Math" w:hAnsi="Cambria Math"/>
-                <w:lang w:val="en-US"/>
-              </w:rPr>
-              <m:t>K</m:t>
-            </m:r>
-            <m:ctrlPr>
-              <w:rPr>
-                <w:rFonts w:ascii="Cambria Math" w:hAnsi="Cambria Math"/>
-                <w:i/>
-                <w:lang w:val="en-US"/>
-              </w:rPr>
-            </m:ctrlPr>
-          </m:e>
-          <m:sub>
-            <m:r>
-              <w:rPr>
-                <w:rFonts w:ascii="Cambria Math" w:hAnsi="Cambria Math"/>
-                <w:lang w:val="en-US"/>
-              </w:rPr>
-              <m:t>s</m:t>
-            </m:r>
-          </m:sub>
-        </m:sSub>
-      </m:oMath>
-      <w:r>
-        <w:t xml:space="preserve"> </w:t>
-      </w:r>
-      <w:r>
-        <w:rPr>
-          <w:rFonts w:ascii="Cambria Math" w:hAnsi="Cambria Math" w:cs="Cambria Math"/>
-        </w:rPr>
-        <w:t>⊆</w:t>
-      </w:r>
-      <w:r>
-        <w:t xml:space="preserve"> </w:t>
-      </w:r>
-      <w:r>
-        <w:rPr>
-          <w:lang w:val="en-US"/>
-        </w:rPr>
-        <w:t>G</w:t>
-      </w:r>
-      <w:r>
-        <w:t xml:space="preserve"> =&gt; χ(</w:t>
-      </w:r>
-      <w:r>
-        <w:rPr>
-          <w:lang w:val="en-US"/>
-        </w:rPr>
-        <w:t>G</w:t>
-      </w:r>
-      <w:r>
-        <w:t xml:space="preserve">) ≥ </w:t>
-      </w:r>
-      <w:r>
-        <w:rPr>
-          <w:lang w:val="en-US"/>
-        </w:rPr>
-        <w:t>s</w:t>
-      </w:r>
-    </w:p>
-    <w:p>
-      <w:pPr>
-        <w:spacing w:after="0" w:line="240" w:lineRule="auto"/>
-      </w:pPr>
-      <w:r>
-        <w:t>Т-</w:t>
-      </w:r>
-      <w:proofErr w:type="spellStart"/>
-      <w:r>
-        <w:t>ма</w:t>
-      </w:r>
-      <w:proofErr w:type="spellEnd"/>
-      <w:r>
-        <w:t xml:space="preserve">. (Кёниг) Пусть G ≠ </w:t>
-      </w:r>
-      <w:proofErr w:type="spellStart"/>
-      <w:r>
-        <w:t>O</w:t>
-      </w:r>
-      <w:r>
-        <w:rPr>
-          <w:rFonts w:eastAsiaTheme="minorEastAsia"/>
-          <w:vertAlign w:val="subscript"/>
-        </w:rPr>
-        <w:t>n</w:t>
-      </w:r>
-      <w:proofErr w:type="spellEnd"/>
-      <w:r>
-        <w:t>. Тогда:</w:t>
-      </w:r>
-      <w:r>
-        <w:t xml:space="preserve"> </w:t>
-      </w:r>
-      <w:r>
-        <w:t>χ(G) = 2 &lt;=&gt;</w:t>
-      </w:r>
-      <w:r>
-        <w:t xml:space="preserve"> в G нет циклов нечётной длины.</w:t>
-      </w:r>
-    </w:p>
-    <w:p>
-      <w:pPr>
-        <w:spacing w:after="0" w:line="240" w:lineRule="auto"/>
-      </w:pPr>
-      <w:r>
-        <w:t>▲ =&gt;</w:t>
-      </w:r>
-      <w:r>
-        <w:t xml:space="preserve"> χ(G) = </w:t>
-      </w:r>
-      <w:proofErr w:type="gramStart"/>
-      <w:r>
-        <w:t xml:space="preserve">2 </w:t>
-      </w:r>
-      <m:oMath>
-        <m:r>
-          <w:rPr>
-            <w:rFonts w:ascii="Cambria Math" w:hAnsi="Cambria Math"/>
-          </w:rPr>
-          <m:t>⇒</m:t>
-        </m:r>
-      </m:oMath>
-      <w:r>
-        <w:t xml:space="preserve"> G</w:t>
-      </w:r>
-      <w:proofErr w:type="gramEnd"/>
-      <w:r>
-        <w:t xml:space="preserve"> - двудольный</w:t>
-      </w:r>
-    </w:p>
-    <w:p>
-      <w:pPr>
-        <w:spacing w:after="0" w:line="240" w:lineRule="auto"/>
-      </w:pPr>
-      <w:r>
-        <w:t>Рассмотрим</w:t>
-      </w:r>
-      <w:r>
-        <w:t xml:space="preserve"> </w:t>
-      </w:r>
-      <w:proofErr w:type="gramStart"/>
-      <w:r>
-        <w:t xml:space="preserve">цикл </w:t>
-      </w:r>
-      <m:oMath>
-        <m:sSub>
-          <m:sSubPr>
-            <m:ctrlPr>
-              <w:rPr>
-                <w:rFonts w:ascii="Cambria Math" w:hAnsi="Cambria Math"/>
-                <w:i/>
-              </w:rPr>
-            </m:ctrlPr>
-          </m:sSubPr>
-          <m:e>
-            <m:r>
-              <w:rPr>
-                <w:rFonts w:ascii="Cambria Math" w:hAnsi="Cambria Math"/>
-              </w:rPr>
-              <m:t>v</m:t>
-            </m:r>
-          </m:e>
-          <m:sub>
-            <m:r>
-              <w:rPr>
-                <w:rFonts w:ascii="Cambria Math" w:hAnsi="Cambria Math"/>
-              </w:rPr>
-              <m:t>1</m:t>
-            </m:r>
-          </m:sub>
-        </m:sSub>
-        <m:sSub>
-          <m:sSubPr>
-            <m:ctrlPr>
-              <w:rPr>
-                <w:rFonts w:ascii="Cambria Math" w:hAnsi="Cambria Math"/>
-                <w:i/>
-              </w:rPr>
-            </m:ctrlPr>
-          </m:sSubPr>
-          <m:e>
-            <m:r>
-              <w:rPr>
-                <w:rFonts w:ascii="Cambria Math" w:hAnsi="Cambria Math"/>
-              </w:rPr>
-              <m:t>v</m:t>
-            </m:r>
-          </m:e>
-          <m:sub>
-            <m:r>
-              <w:rPr>
-                <w:rFonts w:ascii="Cambria Math" w:hAnsi="Cambria Math"/>
-              </w:rPr>
-              <m:t>2</m:t>
-            </m:r>
-          </m:sub>
-        </m:sSub>
-        <m:r>
-          <w:rPr>
-            <w:rFonts w:ascii="Cambria Math" w:hAnsi="Cambria Math"/>
-          </w:rPr>
-          <m:t>…</m:t>
-        </m:r>
-        <m:r>
-          <w:rPr>
-            <w:rFonts w:ascii="Cambria Math" w:hAnsi="Cambria Math"/>
-          </w:rPr>
-          <m:t xml:space="preserve"> </m:t>
-        </m:r>
-        <m:sSub>
-          <m:sSubPr>
-            <m:ctrlPr>
-              <w:rPr>
-                <w:rFonts w:ascii="Cambria Math" w:hAnsi="Cambria Math"/>
-                <w:i/>
-              </w:rPr>
-            </m:ctrlPr>
-          </m:sSubPr>
-          <m:e>
-            <m:r>
-              <w:rPr>
-                <w:rFonts w:ascii="Cambria Math" w:hAnsi="Cambria Math"/>
-              </w:rPr>
-              <m:t>v</m:t>
-            </m:r>
-          </m:e>
-          <m:sub>
-            <m:r>
-              <w:rPr>
-                <w:rFonts w:ascii="Cambria Math" w:hAnsi="Cambria Math"/>
-              </w:rPr>
-              <m:t>k</m:t>
-            </m:r>
-          </m:sub>
-        </m:sSub>
-        <m:sSub>
-          <m:sSubPr>
-            <m:ctrlPr>
-              <w:rPr>
-                <w:rFonts w:ascii="Cambria Math" w:hAnsi="Cambria Math"/>
-                <w:i/>
-              </w:rPr>
-            </m:ctrlPr>
-          </m:sSubPr>
-          <m:e>
-            <m:r>
-              <w:rPr>
-                <w:rFonts w:ascii="Cambria Math" w:hAnsi="Cambria Math"/>
-              </w:rPr>
-              <m:t>v</m:t>
-            </m:r>
-          </m:e>
-          <m:sub>
-            <m:r>
-              <w:rPr>
-                <w:rFonts w:ascii="Cambria Math" w:hAnsi="Cambria Math"/>
-              </w:rPr>
-              <m:t>1</m:t>
-            </m:r>
-          </m:sub>
-        </m:sSub>
-      </m:oMath>
-      <w:r>
-        <w:t>,</w:t>
-      </w:r>
-      <w:proofErr w:type="gramEnd"/>
-      <w:r>
-        <w:t xml:space="preserve"> при движении по циклу мы на каждом шаге переходим из одной доли в другую, (</w:t>
-      </w:r>
-      <m:oMath>
-        <m:sSub>
-          <m:sSubPr>
-            <m:ctrlPr>
-              <w:rPr>
-                <w:rFonts w:ascii="Cambria Math" w:hAnsi="Cambria Math"/>
-                <w:i/>
-              </w:rPr>
-            </m:ctrlPr>
-          </m:sSubPr>
-          <m:e>
-            <m:r>
-              <w:rPr>
-                <w:rFonts w:ascii="Cambria Math" w:hAnsi="Cambria Math"/>
-              </w:rPr>
-              <m:t>V</m:t>
-            </m:r>
-          </m:e>
-          <m:sub>
-            <m:r>
-              <w:rPr>
-                <w:rFonts w:ascii="Cambria Math" w:hAnsi="Cambria Math"/>
-              </w:rPr>
-              <m:t>1</m:t>
-            </m:r>
-          </m:sub>
-        </m:sSub>
-        <m:r>
-          <w:rPr>
-            <w:rFonts w:ascii="Cambria Math" w:hAnsi="Cambria Math" w:cs="Cambria Math"/>
-          </w:rPr>
-          <m:t>∈</m:t>
-        </m:r>
-        <m:r>
-          <w:rPr>
-            <w:rFonts w:ascii="Cambria Math" w:hAnsi="Cambria Math"/>
-          </w:rPr>
-          <m:t xml:space="preserve"> U, </m:t>
-        </m:r>
-        <m:sSub>
-          <m:sSubPr>
-            <m:ctrlPr>
-              <w:rPr>
-                <w:rFonts w:ascii="Cambria Math" w:hAnsi="Cambria Math"/>
-                <w:i/>
-              </w:rPr>
-            </m:ctrlPr>
-          </m:sSubPr>
-          <m:e>
-            <m:r>
-              <w:rPr>
-                <w:rFonts w:ascii="Cambria Math" w:hAnsi="Cambria Math"/>
-              </w:rPr>
-              <m:t>V</m:t>
-            </m:r>
-          </m:e>
-          <m:sub>
-            <m:r>
-              <w:rPr>
-                <w:rFonts w:ascii="Cambria Math" w:hAnsi="Cambria Math"/>
-              </w:rPr>
-              <m:t>2</m:t>
-            </m:r>
-          </m:sub>
-        </m:sSub>
-        <m:r>
-          <w:rPr>
-            <w:rFonts w:ascii="Cambria Math" w:hAnsi="Cambria Math" w:cs="Cambria Math"/>
-          </w:rPr>
-          <m:t>∈</m:t>
-        </m:r>
-        <m:r>
-          <w:rPr>
-            <w:rFonts w:ascii="Cambria Math" w:hAnsi="Cambria Math"/>
-          </w:rPr>
-          <m:t xml:space="preserve"> V, </m:t>
-        </m:r>
-        <m:sSub>
-          <m:sSubPr>
-            <m:ctrlPr>
-              <w:rPr>
-                <w:rFonts w:ascii="Cambria Math" w:hAnsi="Cambria Math"/>
-                <w:i/>
-              </w:rPr>
-            </m:ctrlPr>
-          </m:sSubPr>
-          <m:e>
-            <m:r>
-              <w:rPr>
-                <w:rFonts w:ascii="Cambria Math" w:hAnsi="Cambria Math"/>
-              </w:rPr>
-              <m:t>V</m:t>
-            </m:r>
-          </m:e>
-          <m:sub>
-            <m:r>
-              <w:rPr>
-                <w:rFonts w:ascii="Cambria Math" w:hAnsi="Cambria Math"/>
-              </w:rPr>
-              <m:t>3</m:t>
-            </m:r>
-          </m:sub>
-        </m:sSub>
-        <m:r>
-          <w:rPr>
-            <w:rFonts w:ascii="Cambria Math" w:hAnsi="Cambria Math" w:cs="Cambria Math"/>
-          </w:rPr>
-          <m:t>∈</m:t>
-        </m:r>
-        <m:r>
-          <w:rPr>
-            <w:rFonts w:ascii="Cambria Math" w:hAnsi="Cambria Math"/>
-          </w:rPr>
-          <m:t xml:space="preserve"> U</m:t>
-        </m:r>
-      </m:oMath>
-      <w:r>
-        <w:t xml:space="preserve"> ...) т.е. мы возврат. в U через чётное число шагов (рёбер) </w:t>
-      </w:r>
-      <m:oMath>
-        <m:r>
-          <w:rPr>
-            <w:rFonts w:ascii="Cambria Math" w:hAnsi="Cambria Math"/>
-          </w:rPr>
-          <m:t>⇒</m:t>
-        </m:r>
-      </m:oMath>
-      <w:r>
-        <w:t xml:space="preserve"> цикл чётный.</w:t>
-      </w:r>
-    </w:p>
-    <w:p>
-      <w:pPr>
-        <w:spacing w:after="0" w:line="240" w:lineRule="auto"/>
-      </w:pPr>
-      <w:r>
-        <w:t>&lt;=</w:t>
-      </w:r>
-      <w:r>
-        <w:t xml:space="preserve"> Фиксируем одну вершину S; Раскрасим все вершины в 2 цвета по чётности расстояния от S:</w:t>
-      </w:r>
-    </w:p>
-    <w:p>
-      <w:pPr>
-        <w:spacing w:after="0" w:line="240" w:lineRule="auto"/>
-      </w:pPr>
-      <w:r>
-        <w:t xml:space="preserve">A = {вершины, </w:t>
-      </w:r>
-      <w:proofErr w:type="spellStart"/>
-      <w:r>
-        <w:t>расст</w:t>
-      </w:r>
-      <w:proofErr w:type="spellEnd"/>
-      <w:r>
-        <w:t>. от S - чётное}</w:t>
-      </w:r>
-    </w:p>
-    <w:p>
-      <w:pPr>
-        <w:spacing w:after="0" w:line="240" w:lineRule="auto"/>
-      </w:pPr>
-      <w:r>
-        <w:t xml:space="preserve">B = </w:t>
-      </w:r>
-      <w:proofErr w:type="gramStart"/>
-      <w:r>
-        <w:t>{  —</w:t>
-      </w:r>
-      <w:proofErr w:type="gramEnd"/>
-      <w:r>
         <w:t xml:space="preserve">  //  —  - нечётное}</w:t>
       </w:r>
-      <w:bookmarkStart w:id="0" w:name="_GoBack"/>
-      <w:bookmarkEnd w:id="0"/>
     </w:p>
     <w:p>
       <w:pPr>
@@ -30725,6 +29872,9 @@
       </w:r>
     </w:p>
     <w:p>
+      <w:pPr>
+        <w:spacing w:line="240" w:lineRule="auto"/>
+      </w:pPr>
       <w:r>
         <w:br w:type="page"/>
       </w:r>
@@ -31118,13 +30268,7 @@
           <w:rPr>
             <w:rFonts w:ascii="Cambria Math" w:hAnsi="Cambria Math"/>
           </w:rPr>
-          <m:t>,</m:t>
-        </m:r>
-        <m:r>
-          <w:rPr>
-            <w:rFonts w:ascii="Cambria Math" w:hAnsi="Cambria Math"/>
-          </w:rPr>
-          <m:t>…</m:t>
+          <m:t>,…</m:t>
         </m:r>
         <m:sSub>
           <m:sSubPr>
@@ -32216,13 +31360,7 @@
           <w:rPr>
             <w:rFonts w:ascii="Cambria Math" w:hAnsi="Cambria Math"/>
           </w:rPr>
-          <m:t>,</m:t>
-        </m:r>
-        <m:r>
-          <w:rPr>
-            <w:rFonts w:ascii="Cambria Math" w:hAnsi="Cambria Math"/>
-          </w:rPr>
-          <m:t>…</m:t>
+          <m:t>,…</m:t>
         </m:r>
         <m:sSub>
           <m:sSubPr>
@@ -32324,13 +31462,7 @@
           <w:rPr>
             <w:rFonts w:ascii="Cambria Math" w:hAnsi="Cambria Math"/>
           </w:rPr>
-          <m:t>,</m:t>
-        </m:r>
-        <m:r>
-          <w:rPr>
-            <w:rFonts w:ascii="Cambria Math" w:hAnsi="Cambria Math"/>
-          </w:rPr>
-          <m:t>…</m:t>
+          <m:t>,…</m:t>
         </m:r>
         <m:sSub>
           <m:sSubPr>
@@ -32366,9 +31498,6 @@
     <w:p>
       <w:pPr>
         <w:spacing w:after="0" w:line="240" w:lineRule="auto"/>
-        <w:rPr>
-          <w:lang w:val="en-US"/>
-        </w:rPr>
       </w:pPr>
       <w:r>
         <w:t xml:space="preserve">Зад. два </w:t>
@@ -32404,7 +31533,19 @@
         <w:rPr>
           <w:lang w:val="en-US"/>
         </w:rPr>
-        <w:t xml:space="preserve">: V → </w:t>
+        <w:t xml:space="preserve">: </w:t>
+      </w:r>
+      <w:r>
+        <w:rPr>
+          <w:lang w:val="en-US"/>
+        </w:rPr>
+        <w:t>V</w:t>
+      </w:r>
+      <w:r>
+        <w:rPr>
+          <w:lang w:val="en-US"/>
+        </w:rPr>
+        <w:t xml:space="preserve"> → </w:t>
       </w:r>
       <m:oMath>
         <m:sSub>
@@ -32446,7 +31587,19 @@
         <w:rPr>
           <w:lang w:val="en-US"/>
         </w:rPr>
-        <w:t xml:space="preserve">(G), </w:t>
+        <w:t>(</w:t>
+      </w:r>
+      <w:r>
+        <w:rPr>
+          <w:lang w:val="en-US"/>
+        </w:rPr>
+        <w:t>G</w:t>
+      </w:r>
+      <w:r>
+        <w:rPr>
+          <w:lang w:val="en-US"/>
+        </w:rPr>
+        <w:t xml:space="preserve">), </w:t>
       </w:r>
       <m:oMath>
         <m:r>
@@ -32500,15 +31653,9 @@
         <m:r>
           <w:rPr>
             <w:rFonts w:ascii="Cambria Math" w:hAnsi="Cambria Math"/>
-          </w:rPr>
-          <m:t>⇒</m:t>
-        </m:r>
-        <m:r>
-          <w:rPr>
-            <w:rFonts w:ascii="Cambria Math" w:hAnsi="Cambria Math"/>
             <w:lang w:val="en-US"/>
           </w:rPr>
-          <m:t xml:space="preserve"> </m:t>
+          <m:t xml:space="preserve">⇒ </m:t>
         </m:r>
         <m:sSub>
           <m:sSubPr>
@@ -32583,17 +31730,116 @@
             </m:r>
           </m:sup>
         </m:sSubSup>
+      </m:oMath>
+      <w:r>
+        <w:rPr>
+          <w:lang w:val="en-US"/>
+        </w:rPr>
+        <w:t xml:space="preserve">     </w:t>
+      </w:r>
+      <w:r>
+        <w:rPr>
+          <w:lang w:val="en-US"/>
+        </w:rPr>
+        <w:t xml:space="preserve">  </w:t>
+      </w:r>
+      <m:oMath>
+        <m:sSub>
+          <m:sSubPr>
+            <m:ctrlPr>
+              <w:rPr>
+                <w:rFonts w:ascii="Cambria Math" w:hAnsi="Cambria Math"/>
+                <w:i/>
+              </w:rPr>
+            </m:ctrlPr>
+          </m:sSubPr>
+          <m:e>
+            <m:r>
+              <w:rPr>
+                <w:rFonts w:ascii="Cambria Math" w:hAnsi="Cambria Math"/>
+              </w:rPr>
+              <m:t>V</m:t>
+            </m:r>
+          </m:e>
+          <m:sub>
+            <m:r>
+              <w:rPr>
+                <w:rFonts w:ascii="Cambria Math" w:hAnsi="Cambria Math"/>
+              </w:rPr>
+              <m:t>i</m:t>
+            </m:r>
+          </m:sub>
+        </m:sSub>
+        <m:r>
+          <w:rPr>
+            <w:rFonts w:ascii="Cambria Math" w:hAnsi="Cambria Math"/>
+            <w:lang w:val="en-US"/>
+          </w:rPr>
+          <m:t xml:space="preserve">→ </m:t>
+        </m:r>
+        <m:sSub>
+          <m:sSubPr>
+            <m:ctrlPr>
+              <w:rPr>
+                <w:rFonts w:ascii="Cambria Math" w:hAnsi="Cambria Math"/>
+                <w:i/>
+              </w:rPr>
+            </m:ctrlPr>
+          </m:sSubPr>
+          <m:e>
+            <m:r>
+              <w:rPr>
+                <w:rFonts w:ascii="Cambria Math" w:hAnsi="Cambria Math"/>
+              </w:rPr>
+              <m:t>V</m:t>
+            </m:r>
+          </m:e>
+          <m:sub>
+            <m:r>
+              <w:rPr>
+                <w:rFonts w:ascii="Cambria Math" w:hAnsi="Cambria Math"/>
+              </w:rPr>
+              <m:t>i</m:t>
+            </m:r>
+          </m:sub>
+        </m:sSub>
       </m:oMath>
     </w:p>
     <w:p>
       <w:pPr>
         <w:spacing w:after="0" w:line="240" w:lineRule="auto"/>
+        <w:rPr>
+          <w:lang w:val="en-US"/>
+        </w:rPr>
       </w:pPr>
       <w:r>
         <w:rPr>
           <w:lang w:val="en-US"/>
         </w:rPr>
-        <w:t xml:space="preserve">   </w:t>
+        <w:t xml:space="preserve">2) </w:t>
+      </w:r>
+      <w:proofErr w:type="gramStart"/>
+      <w:r>
+        <w:t>ψ</w:t>
+      </w:r>
+      <w:proofErr w:type="gramEnd"/>
+      <w:r>
+        <w:rPr>
+          <w:lang w:val="en-US"/>
+        </w:rPr>
+        <w:t xml:space="preserve">: </w:t>
+      </w:r>
+      <w:r>
+        <w:rPr>
+          <w:lang w:val="en-US"/>
+        </w:rPr>
+        <w:t>E</w:t>
+      </w:r>
+      <w:r>
+        <w:rPr>
+          <w:lang w:val="en-US"/>
+        </w:rPr>
+        <w:t xml:space="preserve"> → </w:t>
       </w:r>
       <m:oMath>
         <m:sSub>
@@ -32602,6 +31848,7 @@
               <w:rPr>
                 <w:rFonts w:ascii="Cambria Math" w:hAnsi="Cambria Math"/>
                 <w:i/>
+                <w:lang w:val="en-US"/>
               </w:rPr>
             </m:ctrlPr>
           </m:sSubPr>
@@ -32610,117 +31857,43 @@
               <w:rPr>
                 <w:rFonts w:ascii="Cambria Math" w:hAnsi="Cambria Math"/>
               </w:rPr>
-              <m:t>V</m:t>
-            </m:r>
+              <m:t>C</m:t>
+            </m:r>
+            <m:ctrlPr>
+              <w:rPr>
+                <w:rFonts w:ascii="Cambria Math" w:hAnsi="Cambria Math"/>
+                <w:i/>
+              </w:rPr>
+            </m:ctrlPr>
           </m:e>
           <m:sub>
             <m:r>
               <w:rPr>
                 <w:rFonts w:ascii="Cambria Math" w:hAnsi="Cambria Math"/>
-              </w:rPr>
-              <m:t>i</m:t>
+                <w:lang w:val="en-US"/>
+              </w:rPr>
+              <m:t>1</m:t>
             </m:r>
           </m:sub>
         </m:sSub>
-        <m:r>
-          <w:rPr>
-            <w:rFonts w:ascii="Cambria Math" w:hAnsi="Cambria Math"/>
-          </w:rPr>
-          <m:t xml:space="preserve">→ </m:t>
-        </m:r>
-        <m:sSub>
-          <m:sSubPr>
-            <m:ctrlPr>
-              <w:rPr>
-                <w:rFonts w:ascii="Cambria Math" w:hAnsi="Cambria Math"/>
-                <w:i/>
-              </w:rPr>
-            </m:ctrlPr>
-          </m:sSubPr>
-          <m:e>
-            <m:r>
-              <w:rPr>
-                <w:rFonts w:ascii="Cambria Math" w:hAnsi="Cambria Math"/>
-              </w:rPr>
-              <m:t>V</m:t>
-            </m:r>
-          </m:e>
-          <m:sub>
-            <m:r>
-              <w:rPr>
-                <w:rFonts w:ascii="Cambria Math" w:hAnsi="Cambria Math"/>
-              </w:rPr>
-              <m:t>i</m:t>
-            </m:r>
-          </m:sub>
-        </m:sSub>
-      </m:oMath>
-    </w:p>
-    <w:p>
-      <w:pPr>
-        <w:spacing w:after="0" w:line="240" w:lineRule="auto"/>
+      </m:oMath>
+      <w:r>
         <w:rPr>
           <w:lang w:val="en-US"/>
         </w:rPr>
-      </w:pPr>
+        <w:t>(</w:t>
+      </w:r>
       <w:r>
         <w:rPr>
           <w:lang w:val="en-US"/>
         </w:rPr>
-        <w:t xml:space="preserve">2) </w:t>
-      </w:r>
-      <w:proofErr w:type="gramStart"/>
-      <w:r>
-        <w:t>ψ</w:t>
-      </w:r>
-      <w:proofErr w:type="gramEnd"/>
+        <w:t>G</w:t>
+      </w:r>
       <w:r>
         <w:rPr>
           <w:lang w:val="en-US"/>
         </w:rPr>
-        <w:t xml:space="preserve">: E → </w:t>
-      </w:r>
-      <m:oMath>
-        <m:sSub>
-          <m:sSubPr>
-            <m:ctrlPr>
-              <w:rPr>
-                <w:rFonts w:ascii="Cambria Math" w:hAnsi="Cambria Math"/>
-                <w:i/>
-                <w:lang w:val="en-US"/>
-              </w:rPr>
-            </m:ctrlPr>
-          </m:sSubPr>
-          <m:e>
-            <m:r>
-              <w:rPr>
-                <w:rFonts w:ascii="Cambria Math" w:hAnsi="Cambria Math"/>
-              </w:rPr>
-              <m:t>C</m:t>
-            </m:r>
-            <m:ctrlPr>
-              <w:rPr>
-                <w:rFonts w:ascii="Cambria Math" w:hAnsi="Cambria Math"/>
-                <w:i/>
-              </w:rPr>
-            </m:ctrlPr>
-          </m:e>
-          <m:sub>
-            <m:r>
-              <w:rPr>
-                <w:rFonts w:ascii="Cambria Math" w:hAnsi="Cambria Math"/>
-                <w:lang w:val="en-US"/>
-              </w:rPr>
-              <m:t>1</m:t>
-            </m:r>
-          </m:sub>
-        </m:sSub>
-      </m:oMath>
-      <w:r>
-        <w:rPr>
-          <w:lang w:val="en-US"/>
-        </w:rPr>
-        <w:t xml:space="preserve">(G), </w:t>
+        <w:t xml:space="preserve">), </w:t>
       </w:r>
       <m:oMath>
         <m:r>
@@ -32852,16 +32025,86 @@
           </m:sup>
         </m:sSubSup>
       </m:oMath>
+      <w:r>
+        <w:rPr>
+          <w:lang w:val="en-US"/>
+        </w:rPr>
+        <w:t xml:space="preserve">    </w:t>
+      </w:r>
+      <w:r>
+        <w:rPr>
+          <w:lang w:val="en-US"/>
+        </w:rPr>
+        <w:t xml:space="preserve">   </w:t>
+      </w:r>
+      <m:oMath>
+        <m:sSub>
+          <m:sSubPr>
+            <m:ctrlPr>
+              <w:rPr>
+                <w:rFonts w:ascii="Cambria Math" w:hAnsi="Cambria Math"/>
+                <w:i/>
+              </w:rPr>
+            </m:ctrlPr>
+          </m:sSubPr>
+          <m:e>
+            <m:r>
+              <w:rPr>
+                <w:rFonts w:ascii="Cambria Math" w:hAnsi="Cambria Math"/>
+              </w:rPr>
+              <m:t>e</m:t>
+            </m:r>
+          </m:e>
+          <m:sub>
+            <m:r>
+              <w:rPr>
+                <w:rFonts w:ascii="Cambria Math" w:hAnsi="Cambria Math"/>
+              </w:rPr>
+              <m:t>i</m:t>
+            </m:r>
+          </m:sub>
+        </m:sSub>
+        <m:r>
+          <w:rPr>
+            <w:rFonts w:ascii="Cambria Math" w:hAnsi="Cambria Math"/>
+            <w:lang w:val="en-US"/>
+          </w:rPr>
+          <m:t xml:space="preserve">→ </m:t>
+        </m:r>
+        <m:sSub>
+          <m:sSubPr>
+            <m:ctrlPr>
+              <w:rPr>
+                <w:rFonts w:ascii="Cambria Math" w:hAnsi="Cambria Math"/>
+                <w:i/>
+              </w:rPr>
+            </m:ctrlPr>
+          </m:sSubPr>
+          <m:e>
+            <m:r>
+              <w:rPr>
+                <w:rFonts w:ascii="Cambria Math" w:hAnsi="Cambria Math"/>
+              </w:rPr>
+              <m:t>E</m:t>
+            </m:r>
+          </m:e>
+          <m:sub>
+            <m:r>
+              <w:rPr>
+                <w:rFonts w:ascii="Cambria Math" w:hAnsi="Cambria Math"/>
+              </w:rPr>
+              <m:t>i</m:t>
+            </m:r>
+          </m:sub>
+        </m:sSub>
+      </m:oMath>
     </w:p>
     <w:p>
       <w:pPr>
         <w:spacing w:after="0" w:line="240" w:lineRule="auto"/>
       </w:pPr>
       <w:r>
-        <w:rPr>
-          <w:lang w:val="en-US"/>
-        </w:rPr>
-        <w:t xml:space="preserve">   </w:t>
+        <w:t>Пусть ū = (</w:t>
       </w:r>
       <m:oMath>
         <m:sSub>
@@ -32878,7 +32121,7 @@
               <w:rPr>
                 <w:rFonts w:ascii="Cambria Math" w:hAnsi="Cambria Math"/>
               </w:rPr>
-              <m:t>e</m:t>
+              <m:t>u</m:t>
             </m:r>
           </m:e>
           <m:sub>
@@ -32886,7 +32129,7 @@
               <w:rPr>
                 <w:rFonts w:ascii="Cambria Math" w:hAnsi="Cambria Math"/>
               </w:rPr>
-              <m:t>i</m:t>
+              <m:t>1</m:t>
             </m:r>
           </m:sub>
         </m:sSub>
@@ -32894,7 +32137,7 @@
           <w:rPr>
             <w:rFonts w:ascii="Cambria Math" w:hAnsi="Cambria Math"/>
           </w:rPr>
-          <m:t xml:space="preserve">→ </m:t>
+          <m:t>,…</m:t>
         </m:r>
         <m:sSub>
           <m:sSubPr>
@@ -32910,7 +32153,7 @@
               <w:rPr>
                 <w:rFonts w:ascii="Cambria Math" w:hAnsi="Cambria Math"/>
               </w:rPr>
-              <m:t>E</m:t>
+              <m:t>u</m:t>
             </m:r>
           </m:e>
           <m:sub>
@@ -32918,146 +32161,72 @@
               <w:rPr>
                 <w:rFonts w:ascii="Cambria Math" w:hAnsi="Cambria Math"/>
               </w:rPr>
-              <m:t>i</m:t>
+              <m:t>p</m:t>
             </m:r>
           </m:sub>
         </m:sSub>
       </m:oMath>
+      <w:r>
+        <w:t xml:space="preserve">) - произв. </w:t>
+      </w:r>
+      <w:proofErr w:type="spellStart"/>
+      <w:r>
+        <w:t>посл-ть</w:t>
+      </w:r>
+      <w:proofErr w:type="spellEnd"/>
+      <w:r>
+        <w:t xml:space="preserve"> </w:t>
+      </w:r>
+      <w:proofErr w:type="gramStart"/>
+      <w:r>
+        <w:t xml:space="preserve">вершин, </w:t>
+      </w:r>
+      <m:oMath>
+        <m:sSub>
+          <m:sSubPr>
+            <m:ctrlPr>
+              <w:rPr>
+                <w:rFonts w:ascii="Cambria Math" w:hAnsi="Cambria Math"/>
+                <w:i/>
+              </w:rPr>
+            </m:ctrlPr>
+          </m:sSubPr>
+          <m:e>
+            <m:r>
+              <w:rPr>
+                <w:rFonts w:ascii="Cambria Math" w:hAnsi="Cambria Math"/>
+              </w:rPr>
+              <m:t>u</m:t>
+            </m:r>
+          </m:e>
+          <m:sub>
+            <m:r>
+              <w:rPr>
+                <w:rFonts w:ascii="Cambria Math" w:hAnsi="Cambria Math"/>
+              </w:rPr>
+              <m:t>i</m:t>
+            </m:r>
+          </m:sub>
+        </m:sSub>
+      </m:oMath>
+      <w:r>
+        <w:t xml:space="preserve"> </w:t>
+      </w:r>
+      <w:r>
+        <w:rPr>
+          <w:rFonts w:ascii="Cambria Math" w:hAnsi="Cambria Math" w:cs="Cambria Math"/>
+        </w:rPr>
+        <w:t>∈</w:t>
+      </w:r>
+      <w:proofErr w:type="gramEnd"/>
+      <w:r>
+        <w:t xml:space="preserve"> VG</w:t>
+      </w:r>
     </w:p>
     <w:p>
       <w:pPr>
         <w:spacing w:after="0" w:line="240" w:lineRule="auto"/>
       </w:pPr>
-      <w:r>
-        <w:t>Пусть ū = (</w:t>
-      </w:r>
-      <m:oMath>
-        <m:sSub>
-          <m:sSubPr>
-            <m:ctrlPr>
-              <w:rPr>
-                <w:rFonts w:ascii="Cambria Math" w:hAnsi="Cambria Math"/>
-                <w:i/>
-              </w:rPr>
-            </m:ctrlPr>
-          </m:sSubPr>
-          <m:e>
-            <m:r>
-              <w:rPr>
-                <w:rFonts w:ascii="Cambria Math" w:hAnsi="Cambria Math"/>
-              </w:rPr>
-              <m:t>u</m:t>
-            </m:r>
-          </m:e>
-          <m:sub>
-            <m:r>
-              <w:rPr>
-                <w:rFonts w:ascii="Cambria Math" w:hAnsi="Cambria Math"/>
-              </w:rPr>
-              <m:t>1</m:t>
-            </m:r>
-          </m:sub>
-        </m:sSub>
-        <m:r>
-          <w:rPr>
-            <w:rFonts w:ascii="Cambria Math" w:hAnsi="Cambria Math"/>
-          </w:rPr>
-          <m:t>,</m:t>
-        </m:r>
-        <m:r>
-          <w:rPr>
-            <w:rFonts w:ascii="Cambria Math" w:hAnsi="Cambria Math"/>
-          </w:rPr>
-          <m:t>…</m:t>
-        </m:r>
-        <m:sSub>
-          <m:sSubPr>
-            <m:ctrlPr>
-              <w:rPr>
-                <w:rFonts w:ascii="Cambria Math" w:hAnsi="Cambria Math"/>
-                <w:i/>
-              </w:rPr>
-            </m:ctrlPr>
-          </m:sSubPr>
-          <m:e>
-            <m:r>
-              <w:rPr>
-                <w:rFonts w:ascii="Cambria Math" w:hAnsi="Cambria Math"/>
-              </w:rPr>
-              <m:t>u</m:t>
-            </m:r>
-          </m:e>
-          <m:sub>
-            <m:r>
-              <w:rPr>
-                <w:rFonts w:ascii="Cambria Math" w:hAnsi="Cambria Math"/>
-              </w:rPr>
-              <m:t>p</m:t>
-            </m:r>
-          </m:sub>
-        </m:sSub>
-      </m:oMath>
-      <w:r>
-        <w:t xml:space="preserve">) - произв. </w:t>
-      </w:r>
-      <w:proofErr w:type="spellStart"/>
-      <w:r>
-        <w:t>посл-ть</w:t>
-      </w:r>
-      <w:proofErr w:type="spellEnd"/>
-      <w:r>
-        <w:t xml:space="preserve"> </w:t>
-      </w:r>
-      <w:proofErr w:type="gramStart"/>
-      <w:r>
-        <w:t xml:space="preserve">вершин, </w:t>
-      </w:r>
-      <m:oMath>
-        <m:sSub>
-          <m:sSubPr>
-            <m:ctrlPr>
-              <w:rPr>
-                <w:rFonts w:ascii="Cambria Math" w:hAnsi="Cambria Math"/>
-                <w:i/>
-              </w:rPr>
-            </m:ctrlPr>
-          </m:sSubPr>
-          <m:e>
-            <m:r>
-              <w:rPr>
-                <w:rFonts w:ascii="Cambria Math" w:hAnsi="Cambria Math"/>
-              </w:rPr>
-              <m:t>u</m:t>
-            </m:r>
-          </m:e>
-          <m:sub>
-            <m:r>
-              <w:rPr>
-                <w:rFonts w:ascii="Cambria Math" w:hAnsi="Cambria Math"/>
-              </w:rPr>
-              <m:t>i</m:t>
-            </m:r>
-          </m:sub>
-        </m:sSub>
-      </m:oMath>
-      <w:r>
-        <w:t xml:space="preserve"> </w:t>
-      </w:r>
-      <w:r>
-        <w:rPr>
-          <w:rFonts w:ascii="Cambria Math" w:hAnsi="Cambria Math" w:cs="Cambria Math"/>
-        </w:rPr>
-        <w:t>∈</w:t>
-      </w:r>
-      <w:proofErr w:type="gramEnd"/>
-      <w:r>
-        <w:t xml:space="preserve"> VG</w:t>
-      </w:r>
-    </w:p>
-    <w:p>
-      <w:pPr>
-        <w:spacing w:after="0" w:line="240" w:lineRule="auto"/>
-      </w:pPr>
       <m:oMath>
         <m:sSup>
           <m:sSupPr>
@@ -33153,19 +32322,7 @@
           <w:rPr>
             <w:rFonts w:ascii="Cambria Math" w:hAnsi="Cambria Math"/>
           </w:rPr>
-          <m:t>+</m:t>
-        </m:r>
-        <m:r>
-          <w:rPr>
-            <w:rFonts w:ascii="Cambria Math" w:hAnsi="Cambria Math"/>
-          </w:rPr>
-          <m:t>…</m:t>
-        </m:r>
-        <m:r>
-          <w:rPr>
-            <w:rFonts w:ascii="Cambria Math" w:hAnsi="Cambria Math"/>
-          </w:rPr>
-          <m:t xml:space="preserve">+ </m:t>
+          <m:t xml:space="preserve">+…+ </m:t>
         </m:r>
         <m:sSubSup>
           <m:sSubSupPr>
@@ -33249,19 +32406,7 @@
           <w:rPr>
             <w:rFonts w:ascii="Cambria Math" w:hAnsi="Cambria Math"/>
           </w:rPr>
-          <m:t>+</m:t>
-        </m:r>
-        <m:r>
-          <w:rPr>
-            <w:rFonts w:ascii="Cambria Math" w:hAnsi="Cambria Math"/>
-          </w:rPr>
-          <m:t>…</m:t>
-        </m:r>
-        <m:r>
-          <w:rPr>
-            <w:rFonts w:ascii="Cambria Math" w:hAnsi="Cambria Math"/>
-          </w:rPr>
-          <m:t>+ ψ</m:t>
+          <m:t>+…+ ψ</m:t>
         </m:r>
         <m:d>
           <m:dPr>
@@ -33344,13 +32489,7 @@
           <w:rPr>
             <w:rFonts w:ascii="Cambria Math" w:hAnsi="Cambria Math"/>
           </w:rPr>
-          <m:t>,</m:t>
-        </m:r>
-        <m:r>
-          <w:rPr>
-            <w:rFonts w:ascii="Cambria Math" w:hAnsi="Cambria Math"/>
-          </w:rPr>
-          <m:t>…</m:t>
+          <m:t>,…</m:t>
         </m:r>
         <m:sSub>
           <m:sSubPr>
@@ -33535,19 +32674,7 @@
           <w:rPr>
             <w:rFonts w:ascii="Cambria Math" w:hAnsi="Cambria Math"/>
           </w:rPr>
-          <m:t>+</m:t>
-        </m:r>
-        <m:r>
-          <w:rPr>
-            <w:rFonts w:ascii="Cambria Math" w:hAnsi="Cambria Math"/>
-          </w:rPr>
-          <m:t>…</m:t>
-        </m:r>
-        <m:r>
-          <w:rPr>
-            <w:rFonts w:ascii="Cambria Math" w:hAnsi="Cambria Math"/>
-          </w:rPr>
-          <m:t xml:space="preserve">+ </m:t>
+          <m:t xml:space="preserve">+…+ </m:t>
         </m:r>
         <m:sSubSup>
           <m:sSubSupPr>
@@ -33631,19 +32758,7 @@
           <w:rPr>
             <w:rFonts w:ascii="Cambria Math" w:hAnsi="Cambria Math"/>
           </w:rPr>
-          <m:t>+</m:t>
-        </m:r>
-        <m:r>
-          <w:rPr>
-            <w:rFonts w:ascii="Cambria Math" w:hAnsi="Cambria Math"/>
-          </w:rPr>
-          <m:t>…</m:t>
-        </m:r>
-        <m:r>
-          <w:rPr>
-            <w:rFonts w:ascii="Cambria Math" w:hAnsi="Cambria Math"/>
-          </w:rPr>
-          <m:t>+ ψ</m:t>
+          <m:t>+…+ ψ</m:t>
         </m:r>
         <m:d>
           <m:dPr>
@@ -34043,13 +33158,7 @@
           <w:rPr>
             <w:rFonts w:ascii="Cambria Math" w:hAnsi="Cambria Math"/>
           </w:rPr>
-          <m:t xml:space="preserve">, </m:t>
-        </m:r>
-        <m:r>
-          <w:rPr>
-            <w:rFonts w:ascii="Cambria Math" w:hAnsi="Cambria Math"/>
-          </w:rPr>
-          <m:t xml:space="preserve">  </m:t>
+          <m:t xml:space="preserve">,   </m:t>
         </m:r>
         <m:sSub>
           <m:sSubPr>
@@ -34676,13 +33785,7 @@
         <w:rPr>
           <w:vertAlign w:val="superscript"/>
         </w:rPr>
-        <w:t xml:space="preserve"> </w:t>
-      </w:r>
-      <w:r>
-        <w:rPr>
-          <w:vertAlign w:val="superscript"/>
-        </w:rPr>
-        <w:t>t</w:t>
+        <w:t xml:space="preserve"> t</w:t>
       </w:r>
       <w:r>
         <w:rPr>
@@ -34837,19 +33940,7 @@
           <w:rPr>
             <w:rFonts w:ascii="Cambria Math" w:hAnsi="Cambria Math"/>
           </w:rPr>
-          <m:t>,</m:t>
-        </m:r>
-        <m:r>
-          <w:rPr>
-            <w:rFonts w:ascii="Cambria Math" w:hAnsi="Cambria Math"/>
-          </w:rPr>
-          <m:t>…</m:t>
-        </m:r>
-        <m:r>
-          <w:rPr>
-            <w:rFonts w:ascii="Cambria Math" w:hAnsi="Cambria Math"/>
-          </w:rPr>
-          <m:t xml:space="preserve"> </m:t>
+          <m:t xml:space="preserve">,… </m:t>
         </m:r>
         <m:sSub>
           <m:sSubPr>
@@ -34881,13 +33972,7 @@
           <w:rPr>
             <w:rFonts w:ascii="Cambria Math" w:hAnsi="Cambria Math"/>
           </w:rPr>
-          <m:t>–</m:t>
-        </m:r>
-        <m:r>
-          <w:rPr>
-            <w:rFonts w:ascii="Cambria Math" w:hAnsi="Cambria Math"/>
-          </w:rPr>
-          <m:t xml:space="preserve"> </m:t>
+          <m:t xml:space="preserve">– </m:t>
         </m:r>
         <m:sSub>
           <m:sSubPr>
@@ -35107,13 +34192,7 @@
           <w:rPr>
             <w:rFonts w:ascii="Cambria Math" w:hAnsi="Cambria Math"/>
           </w:rPr>
-          <m:t>…</m:t>
-        </m:r>
-        <m:r>
-          <w:rPr>
-            <w:rFonts w:ascii="Cambria Math" w:hAnsi="Cambria Math"/>
-          </w:rPr>
-          <m:t xml:space="preserve"> </m:t>
+          <m:t xml:space="preserve">… </m:t>
         </m:r>
         <m:sSub>
           <m:sSubPr>
@@ -35394,19 +34473,7 @@
           <w:rPr>
             <w:rFonts w:ascii="Cambria Math" w:hAnsi="Cambria Math"/>
           </w:rPr>
-          <m:t>+</m:t>
-        </m:r>
-        <m:r>
-          <w:rPr>
-            <w:rFonts w:ascii="Cambria Math" w:hAnsi="Cambria Math"/>
-          </w:rPr>
-          <m:t>…</m:t>
-        </m:r>
-        <m:r>
-          <w:rPr>
-            <w:rFonts w:ascii="Cambria Math" w:hAnsi="Cambria Math"/>
-          </w:rPr>
-          <m:t xml:space="preserve"> + </m:t>
+          <m:t xml:space="preserve">+… + </m:t>
         </m:r>
         <m:sSubSup>
           <m:sSubSupPr>
@@ -35981,6 +35048,9 @@
       </w:r>
     </w:p>
     <w:p>
+      <w:pPr>
+        <w:spacing w:line="240" w:lineRule="auto"/>
+      </w:pPr>
       <w:r>
         <w:br w:type="page"/>
       </w:r>
@@ -36941,13 +36011,7 @@
           <w:rPr>
             <w:rFonts w:ascii="Cambria Math" w:hAnsi="Cambria Math"/>
           </w:rPr>
-          <m:t>⇒</m:t>
-        </m:r>
-        <m:r>
-          <w:rPr>
-            <w:rFonts w:ascii="Cambria Math" w:hAnsi="Cambria Math"/>
-          </w:rPr>
-          <m:t xml:space="preserve"> </m:t>
+          <m:t xml:space="preserve">⇒ </m:t>
         </m:r>
       </m:oMath>
       <w:r>
@@ -37011,13 +36075,7 @@
           <w:rPr>
             <w:rFonts w:ascii="Cambria Math" w:hAnsi="Cambria Math"/>
           </w:rPr>
-          <m:t>⇒</m:t>
-        </m:r>
-        <m:r>
-          <w:rPr>
-            <w:rFonts w:ascii="Cambria Math" w:hAnsi="Cambria Math"/>
-          </w:rPr>
-          <m:t xml:space="preserve"> </m:t>
+          <m:t xml:space="preserve">⇒ </m:t>
         </m:r>
       </m:oMath>
       <w:r>
@@ -37258,13 +36316,7 @@
           <w:rPr>
             <w:rFonts w:ascii="Cambria Math" w:hAnsi="Cambria Math"/>
           </w:rPr>
-          <m:t>…</m:t>
-        </m:r>
-        <m:r>
-          <w:rPr>
-            <w:rFonts w:ascii="Cambria Math" w:hAnsi="Cambria Math"/>
-          </w:rPr>
-          <m:t xml:space="preserve"> </m:t>
+          <m:t xml:space="preserve">… </m:t>
         </m:r>
         <m:sSubSup>
           <m:sSubSupPr>
@@ -37441,13 +36493,7 @@
           <w:rPr>
             <w:rFonts w:ascii="Cambria Math" w:hAnsi="Cambria Math"/>
           </w:rPr>
-          <m:t>…</m:t>
-        </m:r>
-        <m:r>
-          <w:rPr>
-            <w:rFonts w:ascii="Cambria Math" w:hAnsi="Cambria Math"/>
-          </w:rPr>
-          <m:t xml:space="preserve"> </m:t>
+          <m:t xml:space="preserve">… </m:t>
         </m:r>
         <m:sSubSup>
           <m:sSubSupPr>
@@ -37584,13 +36630,7 @@
           <w:rPr>
             <w:rFonts w:ascii="Cambria Math" w:hAnsi="Cambria Math"/>
           </w:rPr>
-          <m:t>…</m:t>
-        </m:r>
-        <m:r>
-          <w:rPr>
-            <w:rFonts w:ascii="Cambria Math" w:hAnsi="Cambria Math"/>
-          </w:rPr>
-          <m:t xml:space="preserve"> </m:t>
+          <m:t xml:space="preserve">… </m:t>
         </m:r>
         <m:sSubSup>
           <m:sSubSupPr>
@@ -37928,13 +36968,7 @@
           <w:rPr>
             <w:rFonts w:ascii="Cambria Math" w:hAnsi="Cambria Math"/>
           </w:rPr>
-          <m:t>…</m:t>
-        </m:r>
-        <m:r>
-          <w:rPr>
-            <w:rFonts w:ascii="Cambria Math" w:hAnsi="Cambria Math"/>
-          </w:rPr>
-          <m:t xml:space="preserve"> </m:t>
+          <m:t xml:space="preserve">… </m:t>
         </m:r>
         <m:sSubSup>
           <m:sSubSupPr>
@@ -38243,24 +37277,13 @@
         </m:r>
       </m:oMath>
       <w:r>
-        <w:t xml:space="preserve"> D = </w:t>
-      </w:r>
-      <w:proofErr w:type="spellStart"/>
-      <w:r>
-        <w:t>Σ</w:t>
+        <w:t xml:space="preserve"> D = Σ</w:t>
       </w:r>
       <w:r>
         <w:rPr>
           <w:vertAlign w:val="subscript"/>
         </w:rPr>
-        <w:t>i</w:t>
-      </w:r>
-      <w:proofErr w:type="spellEnd"/>
-      <w:r>
-        <w:rPr>
-          <w:vertAlign w:val="subscript"/>
-        </w:rPr>
-        <w:t>=1</w:t>
+        <w:t>i=1</w:t>
       </w:r>
       <w:r>
         <w:t>^r'</w:t>
